--- a/Проект ЭКМ.docx
+++ b/Проект ЭКМ.docx
@@ -127,19 +127,11 @@
                 <w:color w:val="000000"/>
               </w:rPr>
             </w:pPr>
-            <w:proofErr w:type="spellStart"/>
             <w:r>
               <w:rPr>
                 <w:color w:val="000000"/>
               </w:rPr>
-              <w:t>Ламыкин</w:t>
-            </w:r>
-            <w:proofErr w:type="spellEnd"/>
-            <w:r>
-              <w:rPr>
-                <w:color w:val="000000"/>
-              </w:rPr>
-              <w:t xml:space="preserve"> Николай Константинович</w:t>
+              <w:t>Ламыкин Николай Константинович</w:t>
             </w:r>
           </w:p>
         </w:tc>
@@ -242,14 +234,12 @@
               </w:rPr>
               <w:t xml:space="preserve">Ибрагимов Даниил </w:t>
             </w:r>
-            <w:proofErr w:type="spellStart"/>
             <w:r>
               <w:rPr>
                 <w:color w:val="000000"/>
               </w:rPr>
               <w:t>Нурмахаметович</w:t>
             </w:r>
-            <w:proofErr w:type="spellEnd"/>
           </w:p>
         </w:tc>
         <w:tc>
@@ -451,12 +441,41 @@
     <w:p>
       <w:pPr>
         <w:spacing w:before="280" w:after="280" w:line="240" w:lineRule="auto"/>
-      </w:pPr>
+        <w:rPr>
+          <w:i/>
+          <w:iCs/>
+        </w:rPr>
+      </w:pPr>
+      <w:r>
+        <w:rPr>
+          <w:i/>
+          <w:iCs/>
+        </w:rPr>
+        <w:t xml:space="preserve">Ссылка на </w:t>
+      </w:r>
+      <w:r>
+        <w:rPr>
+          <w:i/>
+          <w:iCs/>
+          <w:lang w:val="en-US"/>
+        </w:rPr>
+        <w:t>github</w:t>
+      </w:r>
+      <w:r>
+        <w:rPr>
+          <w:i/>
+          <w:iCs/>
+        </w:rPr>
+        <w:t xml:space="preserve"> со всеми материалами: </w:t>
+      </w:r>
     </w:p>
     <w:p>
       <w:pPr>
         <w:spacing w:before="280" w:after="280" w:line="240" w:lineRule="auto"/>
       </w:pPr>
+      <w:r>
+        <w:t>https://github.com/Daniil57Ibragimov/Moto_project/tree/main</w:t>
+      </w:r>
     </w:p>
     <w:p>
       <w:pPr>
@@ -528,205 +547,269 @@
           <w:szCs w:val="24"/>
         </w:rPr>
         <w:lastRenderedPageBreak/>
-        <w:t>Ч</w:t>
-      </w:r>
-      <w:r>
+        <w:t>Часть I. Парсинг данных и формирование выборки</w:t>
+      </w:r>
+    </w:p>
+    <w:p>
+      <w:r>
+        <w:t xml:space="preserve">Для целей нашего проекта мы решили парсить данные с одного из крупнейших сайтов объявлений по продаже автомобилей – Дром </w:t>
+      </w:r>
+    </w:p>
+    <w:p>
+      <w:r>
+        <w:t>Поскольку при парсинге мы обращаемся к коду страницы сайта по классу объектов, сперва создадим функции, переводящие найденные строки в необходимый нам формат. Таких функций будет четыре: для описания, заголовка, локации и стоимости.</w:t>
+      </w:r>
+    </w:p>
+    <w:p>
+      <w:r>
+        <w:t>С помощью обрашения к классу описания, использовав соответствующую функцию, мы сможем вытащить следующие характеристики, обращаясь к ним по кодовым словам:</w:t>
+      </w:r>
+    </w:p>
+    <w:p>
+      <w:r>
+        <w:t>•</w:t>
+      </w:r>
+      <w:r>
+        <w:tab/>
+        <w:t>Объём двигателя по строке ‘куб. см.’</w:t>
+      </w:r>
+    </w:p>
+    <w:p>
+      <w:r>
+        <w:t>•</w:t>
+      </w:r>
+      <w:r>
+        <w:tab/>
+        <w:t>Пробег по ‘км’</w:t>
+      </w:r>
+    </w:p>
+    <w:p>
+      <w:r>
+        <w:t>•</w:t>
+      </w:r>
+      <w:r>
+        <w:tab/>
+        <w:t>Тактность по ‘тактный’</w:t>
+      </w:r>
+    </w:p>
+    <w:p>
+      <w:r>
+        <w:t>•</w:t>
+      </w:r>
+      <w:r>
+        <w:tab/>
+        <w:t>Коробка передач по 2-м возможным вариантам – ‘механика’ или ‘автомат’</w:t>
+      </w:r>
+    </w:p>
+    <w:p>
+      <w:r>
+        <w:t>•</w:t>
+      </w:r>
+      <w:r>
+        <w:tab/>
+        <w:t>Тип подачи топлива по 2-м возможным вариантам – ‘карбюратор’ или ‘инжектор’</w:t>
+      </w:r>
+    </w:p>
+    <w:p>
+      <w:r>
+        <w:t>•</w:t>
+      </w:r>
+      <w:r>
+        <w:tab/>
+        <w:t>Тип топлива по 4-м вариантам – ‘бензин’, ‘газ’, ‘дизель’ или ‘электро’</w:t>
+      </w:r>
+    </w:p>
+    <w:p>
+      <w:r>
+        <w:t>Обращаясь к остальным классам, а далее к соотвествующим объектам по индексу, получаем переменные города из функции локации; модели и года выпуска из заголовка и, наконец, стоимости.</w:t>
+      </w:r>
+    </w:p>
+    <w:p>
+      <w:r>
+        <w:t xml:space="preserve">Поскольку дром не даёт просматривать более 100 страниц с одинаковыми фильтрами за раз, мы будем прогонять цикл несколько раз, меняя минимальную стоимость. </w:t>
+      </w:r>
+    </w:p>
+    <w:p>
+      <w:r>
+        <w:t>На выходе получаем датасет из 15 463 строк и 10 колонок.</w:t>
+      </w:r>
+    </w:p>
+    <w:p>
+      <w:pPr>
+        <w:pStyle w:val="1"/>
+        <w:spacing w:after="280"/>
         <w:rPr>
           <w:sz w:val="24"/>
           <w:szCs w:val="24"/>
         </w:rPr>
-        <w:t xml:space="preserve">асть I. </w:t>
-      </w:r>
-      <w:proofErr w:type="spellStart"/>
+      </w:pPr>
       <w:r>
         <w:rPr>
           <w:sz w:val="24"/>
           <w:szCs w:val="24"/>
         </w:rPr>
-        <w:t>Парсинг</w:t>
-      </w:r>
-      <w:proofErr w:type="spellEnd"/>
-      <w:r>
+        <w:t>Часть II. Предварительная обработка данных</w:t>
+      </w:r>
+    </w:p>
+    <w:p>
+      <w:r>
+        <w:t>Удалён вспомогательный столбец Unnamed: 0, образовавшийся при сохранении таблицы. Далее проведена комплексная очистка и преобразование данных. Из столбцов «Стоимость» и «Объём двигателя» удалены лишние символы и пробелы, значения приведены к целочисленному типу. Переменные «Год выпуска» и «Пробег» переведены в числовой формат с допущением пропусков.</w:t>
+      </w:r>
+    </w:p>
+    <w:p>
+      <w:r>
+        <w:t>Отдельно обработаны случаи с отсутствующим пробегом: если мотоцикл выпущен после 2020 года и пробег не указан, он установлен в 0, так как речь, вероятно, идёт о новой технике. В остальных случаях прочерк трактовался как пропущенное значение. На основе года выпуска рассчитан возраст мотоцикла по формуле 2025 минус год выпуска.</w:t>
+      </w:r>
+    </w:p>
+    <w:p>
+      <w:r>
+        <w:lastRenderedPageBreak/>
+        <w:t xml:space="preserve">Категориальные переменные были закодированы в числовые признаки. Переменная «Коробка передач» преобразована в бинарный формат: механика — 0, автомат — 1. Пропущенные значения заменялись на механику, поскольку автоматическая коробка в мотоциклах — редкость. Аналогично закодирована «Тактность»: 2-тактный — 0, </w:t>
+      </w:r>
+      <w:r>
+        <w:br/>
+        <w:t>4-тактный — 1. В переменной «Тип подачи топлива» карбюратор получил значение 0, а инжектор — 1, что отражает современность и потенциальную стоимость модели.</w:t>
+      </w:r>
+    </w:p>
+    <w:p>
+      <w:r>
+        <w:t>Из анализа исключены мотоциклы с типами топлива «дизель», «газ» и «электро», поскольку они редки и могут искажать модель. Пропущенные значения заменены на «бензин», как на наиболее распространённый вариант. Электро-мотоциклы также исключены, так как для них не указан объём двигателя, что мешает анализу.</w:t>
+      </w:r>
+    </w:p>
+    <w:p>
+      <w:r>
+        <w:t>На этапе выявления выбросов с помощью boxplot-графиков были проанализированы переменные «Стоимость», «Пробег» и «Объём двигателя». Выбросами признаны: Kawasaki Z1000 с завышенной ценой, мотоциклы с пробегом свыше 330 000 км и объёмом двигателя более 2999 см³ — такие значения маловероятны или связаны с ошибками. Также из выборки удалены подозрительно дешевые мотоциклы, включая случай с ценой 86 рублей на Cobra Crossfire в Уфе. Модели с объёмом двигателя менее 50 см³ также исключены — они, скорее всего, относятся к скутерам или детской технике и могут исказить результаты.</w:t>
+      </w:r>
+    </w:p>
+    <w:p>
+      <w:r>
+        <w:t>Чтобы уменьшить дублирование, мотоциклы были сгруппированы по совокупности признаков (модель, город, пробег, объём двигателя, тип топлива, возраст и т. д.), и для каждой группы рассчитана медианная стоимость. В итоговый набор включена одна строка на группу. При этом модели с нулевым пробегом сохранялись без изменений, чтобы не исказить цены на новые мотоциклы.</w:t>
+      </w:r>
+    </w:p>
+    <w:p>
+      <w:r>
+        <w:t>Переменная «Город» была преобразована в дамми-переменные, отражающие принадлежность к шести основным категориям: Москва, Санкт-Петербург, Московская область, Ленинградская область, другие города-миллионники и прочие регионы. Это позволяет учесть различия в региональных ценах.</w:t>
+      </w:r>
+    </w:p>
+    <w:p>
+      <w:r>
+        <w:t>Также были удалены записи, где в названии модели указано одно и то же слово дважды (например, «BMW BMW»), что является частой ошибкой. Из всех моделей выделены 15 ключевых брендов, включая Ducati, MV Agusta, Harley-Davidson, BMW, Honda, Suzuki и др. Остальные объединены в категорию «Другое». Завершающим шагом стало удаление всех строк с пропущенными значениями.</w:t>
+      </w:r>
+    </w:p>
+    <w:p>
+      <w:pPr>
+        <w:pStyle w:val="1"/>
+        <w:spacing w:after="280"/>
         <w:rPr>
           <w:sz w:val="24"/>
           <w:szCs w:val="24"/>
         </w:rPr>
-        <w:t xml:space="preserve"> данных и формирование выборки</w:t>
-      </w:r>
-    </w:p>
-    <w:p>
-      <w:r>
-        <w:t xml:space="preserve">Для целей нашего проекта мы решили </w:t>
-      </w:r>
-      <w:proofErr w:type="spellStart"/>
-      <w:r>
-        <w:t>парсить</w:t>
-      </w:r>
-      <w:proofErr w:type="spellEnd"/>
-      <w:r>
-        <w:t xml:space="preserve"> данные с одного из крупнейших сайтов объявлений по продаже автомобилей – </w:t>
-      </w:r>
-      <w:proofErr w:type="spellStart"/>
-      <w:r>
-        <w:t>Дром</w:t>
-      </w:r>
-      <w:proofErr w:type="spellEnd"/>
-      <w:r>
-        <w:t xml:space="preserve"> </w:t>
-      </w:r>
-    </w:p>
-    <w:p>
-      <w:r>
-        <w:t xml:space="preserve">Поскольку при </w:t>
-      </w:r>
-      <w:proofErr w:type="spellStart"/>
-      <w:r>
-        <w:t>парсинге</w:t>
-      </w:r>
-      <w:proofErr w:type="spellEnd"/>
-      <w:r>
-        <w:t xml:space="preserve"> мы обращаемся к коду страницы сайта по классу объектов, сперва с</w:t>
-      </w:r>
-      <w:r>
-        <w:t>оздадим функции, переводящие найденные строки в необходимый нам формат. Таких функций будет четыре: для описания, заголовка, локации и стоимости.</w:t>
-      </w:r>
-    </w:p>
-    <w:p>
-      <w:r>
-        <w:t xml:space="preserve">С помощью </w:t>
-      </w:r>
-      <w:proofErr w:type="spellStart"/>
-      <w:r>
-        <w:t>обрашения</w:t>
-      </w:r>
-      <w:proofErr w:type="spellEnd"/>
-      <w:r>
-        <w:t xml:space="preserve"> к классу описания, использовав соответствующую функцию, мы сможем вытащить следующие харак</w:t>
-      </w:r>
-      <w:r>
-        <w:t xml:space="preserve">теристики, обращаясь к </w:t>
-      </w:r>
-      <w:proofErr w:type="gramStart"/>
-      <w:r>
-        <w:t>ним по кодовым словам</w:t>
-      </w:r>
-      <w:proofErr w:type="gramEnd"/>
-      <w:r>
-        <w:t>:</w:t>
-      </w:r>
-    </w:p>
-    <w:p>
-      <w:r>
-        <w:t>•</w:t>
-      </w:r>
-      <w:r>
-        <w:tab/>
-        <w:t>Объём двигателя по строке ‘куб. см.’</w:t>
-      </w:r>
-    </w:p>
-    <w:p>
-      <w:r>
-        <w:t>•</w:t>
-      </w:r>
-      <w:r>
-        <w:tab/>
-        <w:t>Пробег по ‘км’</w:t>
-      </w:r>
-    </w:p>
-    <w:p>
-      <w:r>
-        <w:t>•</w:t>
-      </w:r>
-      <w:r>
-        <w:tab/>
-      </w:r>
-      <w:proofErr w:type="spellStart"/>
-      <w:r>
-        <w:t>Тактность</w:t>
-      </w:r>
-      <w:proofErr w:type="spellEnd"/>
-      <w:r>
-        <w:t xml:space="preserve"> по ‘тактный’</w:t>
-      </w:r>
-    </w:p>
-    <w:p>
-      <w:r>
-        <w:t>•</w:t>
-      </w:r>
-      <w:r>
-        <w:tab/>
-        <w:t>Коробка передач по 2-м возможным вариантам – ‘механика’ или ‘автомат’</w:t>
-      </w:r>
-    </w:p>
-    <w:p>
-      <w:r>
-        <w:t>•</w:t>
-      </w:r>
-      <w:r>
-        <w:tab/>
-        <w:t>Тип подачи топлива по 2-м возможным вариантам – ‘карбюр</w:t>
-      </w:r>
-      <w:r>
-        <w:t>атор’ или ‘инжектор’</w:t>
-      </w:r>
-    </w:p>
-    <w:p>
-      <w:r>
-        <w:t>•</w:t>
-      </w:r>
-      <w:r>
-        <w:tab/>
-        <w:t>Тип топлива по 4-м вариантам – ‘бензин’, ‘газ’, ‘дизель’ или ‘</w:t>
-      </w:r>
-      <w:proofErr w:type="spellStart"/>
-      <w:r>
-        <w:t>электро</w:t>
-      </w:r>
-      <w:proofErr w:type="spellEnd"/>
-      <w:r>
-        <w:t>’</w:t>
-      </w:r>
-    </w:p>
-    <w:p>
-      <w:r>
-        <w:t xml:space="preserve">Обращаясь к остальным классам, а далее к </w:t>
-      </w:r>
-      <w:proofErr w:type="spellStart"/>
-      <w:r>
-        <w:t>соотвествующим</w:t>
-      </w:r>
-      <w:proofErr w:type="spellEnd"/>
-      <w:r>
-        <w:t xml:space="preserve"> объектам по индексу, получаем переменные города из функции локации; модели и года выпуска из заголовка и, </w:t>
-      </w:r>
-      <w:r>
-        <w:t>наконец, стоимости.</w:t>
-      </w:r>
-    </w:p>
-    <w:p>
-      <w:r>
-        <w:t xml:space="preserve">Поскольку </w:t>
-      </w:r>
-      <w:proofErr w:type="spellStart"/>
-      <w:r>
-        <w:t>дром</w:t>
-      </w:r>
-      <w:proofErr w:type="spellEnd"/>
-      <w:r>
-        <w:t xml:space="preserve"> не даёт просматривать более 100 страниц с одинаковыми фильтрами за раз, мы будем прогонять цикл несколько раз, меняя минимальную стоимость. </w:t>
-      </w:r>
-    </w:p>
-    <w:p>
-      <w:r>
-        <w:t xml:space="preserve">На выходе получаем </w:t>
-      </w:r>
-      <w:proofErr w:type="spellStart"/>
-      <w:r>
-        <w:t>датасет</w:t>
-      </w:r>
-      <w:proofErr w:type="spellEnd"/>
-      <w:r>
-        <w:t xml:space="preserve"> из 15 463 строк и 10 колонок.</w:t>
+      </w:pPr>
+      <w:r>
+        <w:rPr>
+          <w:sz w:val="24"/>
+          <w:szCs w:val="24"/>
+        </w:rPr>
+        <w:lastRenderedPageBreak/>
+        <w:t>Часть III. Описание получившихся данных</w:t>
+      </w:r>
+    </w:p>
+    <w:p>
+      <w:r>
+        <w:t>Итоговый очищенный датасет содержит 8307 строк и 29 переменных.</w:t>
+      </w:r>
+    </w:p>
+    <w:p>
+      <w:r>
+        <w:t>Числовые переменные: Стоимость — целевая переменная, представленная в числовом формате (руб.); Пробег (км.), Объём двигателя (куб. см.), Возраст мотоцикла (лет) — основные количественные предикторы.</w:t>
+      </w:r>
+    </w:p>
+    <w:p>
+      <w:r>
+        <w:t>Кодированные признаки: Коробка (код) — 0 для механики, 1 для автомата; Тактность (код) — 0 для 2-тактных, 1 для 4-тактных; Подача топлива (код) — 0 для карбюратора 1 для инжектора.</w:t>
+      </w:r>
+    </w:p>
+    <w:p>
+      <w:r>
+        <w:t>Дамми-переменные по региону (6 штук): отражают принадлежность к Москве, Санкт-Петербургу, Московской и Ленинградской областям и городам-миллионникам. Дамми-переменные по бренду (всего 15, включая Другое):</w:t>
+      </w:r>
+    </w:p>
+    <w:p>
+      <w:r>
+        <w:t>Модель, Город, Тип топлива — текстовые поля, сохранённые для справки.</w:t>
+      </w:r>
+    </w:p>
+    <w:p>
+      <w:r>
+        <w:t>На рисунке 1 представлена гистограмма стоимости мотоциклов. Распределение имеет ярко выраженную правостороннюю асимметрию: большая часть наблюдений сосредоточена до 500 тыс. рублей, с пиком около 100–200 тыс. рублей. Хвост распределения тянется вплоть до 10 млн рублей, что отражает наличие дорогих и редких моделей (в частности Ducati и Harley-Davidson).</w:t>
+      </w:r>
+    </w:p>
+    <w:p>
+      <w:r>
+        <w:t>На рисунке 2 представлена гистограмма пробега мотоциклов. Распределение резко скошено вправо: значительная часть наблюдений имеет пробег менее 10 тыс. км, а наиболее частое значение — нулевой пробег, что объясняется наличием в продаже большого количества абсолютно новых мотоциклов.</w:t>
+      </w:r>
+    </w:p>
+    <w:p>
+      <w:r>
+        <w:t>На рисунке 3 представлена гистограмма объёма двигателя. В выборке преобладают модели с объёмом двигателя от 100 до 400 см³. Видны также пики около 650 и 1200 см³, что может соответствовать популярным линейкам туристических и спортивных мотоциклов. Данные имеют мультипиковую структуру, отражающую сегментацию рынка по классам техники.</w:t>
+      </w:r>
+    </w:p>
+    <w:p>
+      <w:r>
+        <w:t xml:space="preserve">На рисунке 4 представлена гистограмма возраста мотоциклов. Распределение носит умеренно асимметричный характер: наибольшее количество наблюдений приходится на возраст до 5 лет, с ярко выраженным пиком на интервале 0–2 года. Также, несмотря на наличие значительного числа мотоциклов с нулевым пробегом, возраст этих мотоциклов не всегда равен нулю, что связано с тем, что возраст определяется как разность между текущим годом (2025) и годом выпуска, а не датой первой эксплуатации. Соответственно, мотоцикл 2022 года </w:t>
+      </w:r>
+      <w:r>
+        <w:lastRenderedPageBreak/>
+        <w:t xml:space="preserve">выпуска, не эксплуатировавшийся и имеющий пробег 0 км, всё равно будет иметь возраст 3 года. </w:t>
+      </w:r>
+    </w:p>
+    <w:p>
+      <w:r>
+        <w:t xml:space="preserve">Также были построены графики Box-Plot (рисунки 5-8), подтверждающие выводы по распределениям, написанные ранее. </w:t>
+      </w:r>
+    </w:p>
+    <w:p>
+      <w:r>
+        <w:t xml:space="preserve">Тип топлива: бензин — 100% наблюдений. Другие виды топлива отсутствуют в выборке, переменная можно исключить из анализа. </w:t>
+      </w:r>
+    </w:p>
+    <w:p>
+      <w:r>
+        <w:t>Коробка передач: 0 (механическая) — 8044, 1 (автоматическая) — 263. Автоматическая коробка действительно встречается редко на мотоциклах, в связи с усложнением конструкции и увеличением веса, увеличением стоимости и низким спросом на подобные технические решения, тем не менее автомат встречается у: скутеров и максискутеров, мотоциклов с DCT.</w:t>
+      </w:r>
+    </w:p>
+    <w:p>
+      <w:r>
+        <w:t>Тактность двигателя: 1 (4-тактный) — 7888, 0 (2-тактный) — 419. Большинство мотоциклов — 4-тактные.</w:t>
+      </w:r>
+    </w:p>
+    <w:p>
+      <w:r>
+        <w:t>Подача топлива: 0 (карбюратор) — 4766, 1 (инжектор) — 3541. Распределение почти равномерное, чуть больше карбюраторных систем.</w:t>
+      </w:r>
+    </w:p>
+    <w:p>
+      <w:r>
+        <w:t>Зависимость стоимости от пробега носит обратный характер (рисунок 13), но не строго линейный. На малых пробегах стоимость может быть как высокой, так и низкой, однако при превышении порога около 50 тыс. км наблюдается устойчивая тенденция к снижению стоимости. Коэффициент корреляции: +0.06 — почти отсутствует линейная связь.</w:t>
+      </w:r>
+    </w:p>
+    <w:p>
+      <w:r>
+        <w:t>Связь между стоимостью и объёмом двигателя выражена положительно (рисунок 14), но также не строго линейна. До 1000 см³ наблюдается умеренный рост стоимости, после чего кривая сглаживается. Коэффициент корреляции: +0.68 — умеренно сильная положительная зависимость.</w:t>
+      </w:r>
+    </w:p>
+    <w:p>
+      <w:r>
+        <w:t>Стоимость мотоцикла обратно зависит от возраста (рисунок 15): по мере старения техника теряет в цене. Связь выражена особенно явно в пределах первых 10 лет. При этом разброс цен у новых мотоциклов велик. Коэффициент корреляции: -0.06 — линейная зависимость практически отсутствует, визуально может наблюдаться нелинейный тренд.</w:t>
+      </w:r>
+    </w:p>
+    <w:p>
+      <w:r>
+        <w:t xml:space="preserve">Таблица коэффициентов корреляции количественных переменных представлена на </w:t>
+      </w:r>
+      <w:r>
+        <w:br/>
+        <w:t xml:space="preserve">рисунке 16. </w:t>
       </w:r>
     </w:p>
     <w:p>
@@ -738,185 +821,571 @@
           <w:szCs w:val="24"/>
         </w:rPr>
       </w:pPr>
+      <w:bookmarkStart w:id="1" w:name="_uf9dvlmgkqbq" w:colFirst="0" w:colLast="0"/>
+      <w:bookmarkEnd w:id="1"/>
       <w:r>
         <w:rPr>
           <w:sz w:val="24"/>
           <w:szCs w:val="24"/>
         </w:rPr>
-        <w:t>Часть II. Предварительн</w:t>
-      </w:r>
-      <w:r>
+        <w:lastRenderedPageBreak/>
+        <w:t>Часть IV. Построение моделей.</w:t>
+      </w:r>
+    </w:p>
+    <w:p>
+      <w:r>
+        <w:t>Вначале проводится предобработка данных: создаются агрегированные бинарные переменные Город_крупный_регион и Бренд_топ путём объединения нескольких dummy-признаков</w:t>
+      </w:r>
+      <w:r>
+        <w:t xml:space="preserve">. </w:t>
+      </w:r>
+    </w:p>
+    <w:p>
+      <w:r>
+        <w:t>Мы решили сравнить несколько моделей: линейную, полулогарифмическую и логарифмическую. Для каждого класса были рассмотрены по три различных спецификации, включающих разные наборы признаков:</w:t>
+      </w:r>
+    </w:p>
+    <w:p>
+      <w:pPr>
+        <w:pStyle w:val="aa"/>
+        <w:numPr>
+          <w:ilvl w:val="0"/>
+          <w:numId w:val="3"/>
+        </w:numPr>
+      </w:pPr>
+      <w:r>
+        <w:t>Пробег, объём двигателя, возраст мотоцикла (непрерывные положительные переменные).</w:t>
+      </w:r>
+    </w:p>
+    <w:p>
+      <w:pPr>
+        <w:pStyle w:val="aa"/>
+        <w:numPr>
+          <w:ilvl w:val="0"/>
+          <w:numId w:val="3"/>
+        </w:numPr>
+      </w:pPr>
+      <w:r>
+        <w:t>Те же переменные + тип коробки передач, тактность и система подачи топлива (</w:t>
+      </w:r>
+      <w:r>
+        <w:t>бинарные переменные</w:t>
+      </w:r>
+      <w:r>
+        <w:t>).</w:t>
+      </w:r>
+    </w:p>
+    <w:p>
+      <w:pPr>
+        <w:pStyle w:val="aa"/>
+        <w:numPr>
+          <w:ilvl w:val="0"/>
+          <w:numId w:val="3"/>
+        </w:numPr>
+      </w:pPr>
+      <w:r>
+        <w:t>Те же, что и во втором, дополнительно включены дамми-переменные для брендов и регионов.</w:t>
+      </w:r>
+    </w:p>
+    <w:p>
+      <w:r>
+        <w:t>На основе этих спецификаций были построены 9 регрессионных моделей. Для каждой модели были сохранены ключевые статистики: R², скорректированный R², AIC, BIC, а также составлено уравнение с округлёнными коэффициентами. Сравнение моделей показало, что логарифмическая модель с расширенным набором признаков (второй вариант спецификации) демонстрирует наилучшие значения качества. Её скорректированный R² составил 0.807.</w:t>
+      </w:r>
+    </w:p>
+    <w:p>
+      <w:pPr>
+        <w:rPr>
+          <w:lang w:val="en-US"/>
+        </w:rPr>
+      </w:pPr>
+      <w:r>
+        <w:t>Для проверки корректности функциональной формы был проведён тест Бокса–Кокса, который показал, что оптимальное преобразование зависимой переменной близко к логарифму, что подтверждает выбор логарифмической модели. Также на модели LOG_9 был выполнен тест Рамсея, по результатам которого модель признана недостаточно сложной, но с учётом логарифмического преобразования и высокой объясняющей способности это отклонение не критично.</w:t>
+      </w:r>
+    </w:p>
+    <w:p>
+      <w:r>
+        <w:t>После этого были протестированы предпосылки Гаусса–Маркова: с помощью тестов Шапиро–Уилка и Харке–Бера была отвергнута нормальность остатков, а тест Бройша–Пагана показал наличие гетероскедастичности. Несмотря на это, проблема была устранена путём переоценки модели с использованием робастных стандартных ошибок (HC3). Расчёт VIF показал отсутствие выраженной мультиколлинеарности, все переменные — кроме Gearbox — оказались статистически значимыми.</w:t>
+      </w:r>
+      <w:r>
+        <w:t xml:space="preserve"> </w:t>
+      </w:r>
+      <w:r>
+        <w:t>В связи с этим переменная Gearbox была удалена, и модель была повторно пересчитана. Качество модели при этом не изменилось, что подтвердило обоснованность упрощения.</w:t>
+      </w:r>
+    </w:p>
+    <w:p>
+      <w:r>
+        <w:lastRenderedPageBreak/>
+        <w:t xml:space="preserve">Также в справочных целях были построены модели без константы, однако их использование показало более плохие и менее устойчивые результаты (см. файл </w:t>
+      </w:r>
+      <w:r>
+        <w:t>3.1_Lin_reg_draft</w:t>
+      </w:r>
+      <w:r>
+        <w:t>)</w:t>
+      </w:r>
+    </w:p>
+    <w:p>
+      <w:pPr>
+        <w:pStyle w:val="1"/>
+        <w:spacing w:after="280"/>
         <w:rPr>
           <w:sz w:val="24"/>
           <w:szCs w:val="24"/>
         </w:rPr>
-        <w:t>ая обработка данных</w:t>
-      </w:r>
-    </w:p>
-    <w:p>
-      <w:r>
-        <w:t xml:space="preserve">Удалён вспомогательный столбец </w:t>
-      </w:r>
-      <w:proofErr w:type="spellStart"/>
-      <w:r>
-        <w:t>Unnamed</w:t>
-      </w:r>
-      <w:proofErr w:type="spellEnd"/>
-      <w:r>
-        <w:t>: 0, образовавшийся при сохранении таблицы. Далее проведена комплексная очистка и преобразование данных. Из столбцов «Стоимость» и «Объём двигателя» удалены лишние символы и пробелы, значения привед</w:t>
-      </w:r>
-      <w:r>
-        <w:t>ены к целочисленному типу. Переменные «Год выпуска» и «Пробег» переведены в числовой формат с допущением пропусков.</w:t>
-      </w:r>
-    </w:p>
-    <w:p>
-      <w:r>
-        <w:t>Отдельно обработаны случаи с отсутствующим пробегом: если мотоцикл выпущен после 2020 года и пробег не указан, он установлен в 0, так как ре</w:t>
-      </w:r>
-      <w:r>
-        <w:t>чь, вероятно, идёт о новой технике. В остальных случаях прочерк трактовался как пропущенное значение. На основе года выпуска рассчитан возраст мотоцикла по формуле 2025 минус год выпуска.</w:t>
-      </w:r>
-    </w:p>
-    <w:p>
-      <w:r>
-        <w:lastRenderedPageBreak/>
-        <w:t>Категориальные переменные были закодированы в числовые признаки. Пер</w:t>
-      </w:r>
-      <w:r>
-        <w:t>еменная «Коробка передач» преобразована в бинарный формат: механика — 0, автомат — 1. Пропущенные значения заменялись на механику, поскольку автоматическая коробка в мотоциклах — редкость. Аналогично закодирована «</w:t>
-      </w:r>
-      <w:proofErr w:type="spellStart"/>
-      <w:r>
-        <w:t>Тактность</w:t>
-      </w:r>
-      <w:proofErr w:type="spellEnd"/>
-      <w:r>
-        <w:t xml:space="preserve">»: 2-тактный — 0, </w:t>
+      </w:pPr>
+      <w:r>
+        <w:rPr>
+          <w:sz w:val="24"/>
+          <w:szCs w:val="24"/>
+        </w:rPr>
+        <w:t>Часть IV. Выводы</w:t>
+      </w:r>
+      <w:r>
+        <w:rPr>
+          <w:sz w:val="24"/>
+          <w:szCs w:val="24"/>
+        </w:rPr>
+        <w:t xml:space="preserve"> </w:t>
+      </w:r>
+      <w:r>
+        <w:rPr>
+          <w:sz w:val="24"/>
+          <w:szCs w:val="24"/>
+        </w:rPr>
+        <w:t>из</w:t>
+      </w:r>
+      <w:r>
+        <w:rPr>
+          <w:sz w:val="24"/>
+          <w:szCs w:val="24"/>
+        </w:rPr>
+        <w:t xml:space="preserve"> </w:t>
+      </w:r>
+      <w:r>
+        <w:rPr>
+          <w:sz w:val="24"/>
+          <w:szCs w:val="24"/>
+        </w:rPr>
+        <w:t>линейной</w:t>
+      </w:r>
+      <w:r>
+        <w:rPr>
+          <w:sz w:val="24"/>
+          <w:szCs w:val="24"/>
+        </w:rPr>
+        <w:t xml:space="preserve"> </w:t>
+      </w:r>
+      <w:r>
+        <w:rPr>
+          <w:sz w:val="24"/>
+          <w:szCs w:val="24"/>
+        </w:rPr>
+        <w:t>модели</w:t>
+      </w:r>
+    </w:p>
+    <w:p>
+      <w:pPr>
+        <w:rPr>
+          <w:b/>
+          <w:bCs/>
+          <w:i/>
+          <w:iCs/>
+          <w:lang w:val="en-US"/>
+        </w:rPr>
+      </w:pPr>
+      <w:r>
+        <w:rPr>
+          <w:b/>
+          <w:bCs/>
+          <w:i/>
+          <w:iCs/>
+          <w:lang w:val="en-US"/>
+        </w:rPr>
+        <w:t>log(Price) = 8.79</w:t>
+      </w:r>
+      <w:r>
+        <w:rPr>
+          <w:b/>
+          <w:bCs/>
+          <w:i/>
+          <w:iCs/>
+          <w:lang w:val="en-US"/>
+        </w:rPr>
+        <w:t>7</w:t>
+      </w:r>
+      <w:r>
+        <w:rPr>
+          <w:b/>
+          <w:bCs/>
+          <w:i/>
+          <w:iCs/>
+          <w:lang w:val="en-US"/>
+        </w:rPr>
+        <w:t>(Intercept) – 0.015(log_Mileage) + 0.683(log_EngineVolume) – 0.225(log_Age)</w:t>
+      </w:r>
+      <w:r>
+        <w:rPr>
+          <w:b/>
+          <w:bCs/>
+          <w:i/>
+          <w:iCs/>
+          <w:lang w:val="en-US"/>
+        </w:rPr>
+        <w:t xml:space="preserve"> </w:t>
+      </w:r>
+      <w:r>
+        <w:rPr>
+          <w:b/>
+          <w:bCs/>
+          <w:i/>
+          <w:iCs/>
+          <w:lang w:val="en-US"/>
+        </w:rPr>
+        <w:t>– 0.239(Stroke) + 0.610(FuelSys) + 0.57</w:t>
+      </w:r>
+      <w:r>
+        <w:rPr>
+          <w:b/>
+          <w:bCs/>
+          <w:i/>
+          <w:iCs/>
+          <w:lang w:val="en-US"/>
+        </w:rPr>
+        <w:t>1</w:t>
+      </w:r>
+      <w:r>
+        <w:rPr>
+          <w:b/>
+          <w:bCs/>
+          <w:i/>
+          <w:iCs/>
+          <w:lang w:val="en-US"/>
+        </w:rPr>
+        <w:t>(</w:t>
+      </w:r>
+      <w:r>
+        <w:rPr>
+          <w:b/>
+          <w:bCs/>
+          <w:i/>
+          <w:iCs/>
+        </w:rPr>
+        <w:t>Бренд</w:t>
+      </w:r>
+      <w:r>
+        <w:rPr>
+          <w:b/>
+          <w:bCs/>
+          <w:i/>
+          <w:iCs/>
+          <w:lang w:val="en-US"/>
+        </w:rPr>
+        <w:t>_</w:t>
+      </w:r>
+      <w:r>
+        <w:rPr>
+          <w:b/>
+          <w:bCs/>
+          <w:i/>
+          <w:iCs/>
+        </w:rPr>
+        <w:t>топ</w:t>
+      </w:r>
+      <w:r>
+        <w:rPr>
+          <w:b/>
+          <w:bCs/>
+          <w:i/>
+          <w:iCs/>
+          <w:lang w:val="en-US"/>
+        </w:rPr>
+        <w:t>) + 0.067(</w:t>
+      </w:r>
+      <w:r>
+        <w:rPr>
+          <w:b/>
+          <w:bCs/>
+          <w:i/>
+          <w:iCs/>
+        </w:rPr>
+        <w:t>Город</w:t>
+      </w:r>
+      <w:r>
+        <w:rPr>
+          <w:b/>
+          <w:bCs/>
+          <w:i/>
+          <w:iCs/>
+          <w:lang w:val="en-US"/>
+        </w:rPr>
+        <w:t>_</w:t>
+      </w:r>
+      <w:r>
+        <w:rPr>
+          <w:b/>
+          <w:bCs/>
+          <w:i/>
+          <w:iCs/>
+        </w:rPr>
+        <w:t>крупный</w:t>
+      </w:r>
+      <w:r>
+        <w:rPr>
+          <w:b/>
+          <w:bCs/>
+          <w:i/>
+          <w:iCs/>
+          <w:lang w:val="en-US"/>
+        </w:rPr>
+        <w:t>_</w:t>
+      </w:r>
+      <w:r>
+        <w:rPr>
+          <w:b/>
+          <w:bCs/>
+          <w:i/>
+          <w:iCs/>
+        </w:rPr>
+        <w:t>регион</w:t>
+      </w:r>
+      <w:r>
+        <w:rPr>
+          <w:b/>
+          <w:bCs/>
+          <w:i/>
+          <w:iCs/>
+          <w:lang w:val="en-US"/>
+        </w:rPr>
+        <w:t>)</w:t>
+      </w:r>
+    </w:p>
+    <w:p>
+      <w:r>
+        <w:rPr>
+          <w:lang w:val="en-US"/>
+        </w:rPr>
+        <w:t>log</w:t>
+      </w:r>
+      <w:r>
+        <w:t>_</w:t>
+      </w:r>
+      <w:r>
+        <w:rPr>
+          <w:lang w:val="en-US"/>
+        </w:rPr>
+        <w:t>Mileage</w:t>
+      </w:r>
+      <w:r>
+        <w:t xml:space="preserve"> (коэф. –0.015, </w:t>
+      </w:r>
+      <w:r>
+        <w:rPr>
+          <w:lang w:val="en-US"/>
+        </w:rPr>
+        <w:t>p</w:t>
+      </w:r>
+      <w:r>
+        <w:t xml:space="preserve"> &lt; 0.001): при увеличении пробега на 1%, цена в среднем снижается на 0.015%. Эффект слабо выражен, что может быть связано с тем, что влияние пробега частично учтено через возраст.</w:t>
+      </w:r>
+    </w:p>
+    <w:p>
+      <w:r>
+        <w:rPr>
+          <w:lang w:val="en-US"/>
+        </w:rPr>
+        <w:t>log</w:t>
+      </w:r>
+      <w:r>
+        <w:t>_</w:t>
+      </w:r>
+      <w:r>
+        <w:rPr>
+          <w:lang w:val="en-US"/>
+        </w:rPr>
+        <w:t>EngineVolume</w:t>
+      </w:r>
+      <w:r>
+        <w:t xml:space="preserve"> (коэф. 0.683, </w:t>
+      </w:r>
+      <w:r>
+        <w:rPr>
+          <w:lang w:val="en-US"/>
+        </w:rPr>
+        <w:t>p</w:t>
+      </w:r>
+      <w:r>
+        <w:t xml:space="preserve"> &lt; 0.001): при увеличении объема двигателя на 1%, цена возрастает в среднем на 0.683%. Это сильный положительный эффект, отражающий, что мотоциклы с большим объемом — как правило, дороже и относятся к премиум-сегменту.</w:t>
+      </w:r>
+    </w:p>
+    <w:p>
+      <w:r>
+        <w:rPr>
+          <w:lang w:val="en-US"/>
+        </w:rPr>
+        <w:t>log</w:t>
+      </w:r>
+      <w:r>
+        <w:t>_</w:t>
+      </w:r>
+      <w:r>
+        <w:rPr>
+          <w:lang w:val="en-US"/>
+        </w:rPr>
+        <w:t>Age</w:t>
+      </w:r>
+      <w:r>
+        <w:t xml:space="preserve"> (коэф. –0.225, </w:t>
+      </w:r>
+      <w:r>
+        <w:rPr>
+          <w:lang w:val="en-US"/>
+        </w:rPr>
+        <w:t>p</w:t>
+      </w:r>
+      <w:r>
+        <w:t xml:space="preserve"> &lt; 0.001): с увеличением возраста мотоцикла на 1%, цена в среднем снижается на 0.225%. Это логично: более старые мотоциклы менее востребованы.</w:t>
+      </w:r>
+    </w:p>
+    <w:p>
+      <w:r>
+        <w:rPr>
+          <w:lang w:val="en-US"/>
+        </w:rPr>
+        <w:t>Stroke</w:t>
+      </w:r>
+      <w:r>
+        <w:t xml:space="preserve"> (коэф. –0.239, </w:t>
+      </w:r>
+      <w:r>
+        <w:rPr>
+          <w:lang w:val="en-US"/>
+        </w:rPr>
+        <w:t>p</w:t>
+      </w:r>
+      <w:r>
+        <w:t xml:space="preserve"> &lt; 0.001): четырёхтактные мотоциклы (по сравнению с двухтактными) в среднем дешевле на 23.9%. Возможно, это связано с преобладанием недорогих четырёхтактных моделей в выборке.</w:t>
+      </w:r>
+    </w:p>
+    <w:p>
+      <w:r>
+        <w:rPr>
+          <w:lang w:val="en-US"/>
+        </w:rPr>
+        <w:t>FuelSys</w:t>
+      </w:r>
+      <w:r>
+        <w:t xml:space="preserve"> (коэф. 0.610, </w:t>
+      </w:r>
+      <w:r>
+        <w:rPr>
+          <w:lang w:val="en-US"/>
+        </w:rPr>
+        <w:t>p</w:t>
+      </w:r>
+      <w:r>
+        <w:t xml:space="preserve"> &lt; 0.001): мотоциклы с инжекторной подачей топлива дороже карбюраторных примерно на 61%. Это отражает общую тенденцию перехода на современные технологии в более дорогом сегменте.</w:t>
+      </w:r>
+    </w:p>
+    <w:p>
+      <w:r>
+        <w:t>Бренд_топ (коэф. 0.57</w:t>
+      </w:r>
+      <w:r>
+        <w:t>1</w:t>
+      </w:r>
+      <w:r>
+        <w:t xml:space="preserve">, </w:t>
+      </w:r>
+      <w:r>
+        <w:rPr>
+          <w:lang w:val="en-US"/>
+        </w:rPr>
+        <w:t>p</w:t>
+      </w:r>
+      <w:r>
+        <w:t xml:space="preserve"> &lt; 0.001): мотоциклы премиум-брендов в среднем дороже на 57%, что ожидаемо.</w:t>
+      </w:r>
+    </w:p>
+    <w:p>
+      <w:r>
+        <w:t xml:space="preserve">Город_крупный_регион (коэф. 0.067, </w:t>
+      </w:r>
+      <w:r>
+        <w:rPr>
+          <w:lang w:val="en-US"/>
+        </w:rPr>
+        <w:t>p</w:t>
+      </w:r>
+      <w:r>
+        <w:t xml:space="preserve"> &lt; 0.001): в крупных регионах (Москва, Санкт-Петербург и др.) цены на мотоциклы в среднем на 6.7% выше, что может отражать как покупательскую способность, так и спрос.</w:t>
+      </w:r>
+    </w:p>
+    <w:p>
+      <w:pPr>
+        <w:rPr>
+          <w:lang w:val="en-US"/>
+        </w:rPr>
+      </w:pPr>
+      <w:r>
+        <w:t xml:space="preserve">Модель LOG_9 обладает высокой объясняющей способностью: </w:t>
       </w:r>
       <w:r>
         <w:br/>
-        <w:t>4-тактный — 1.</w:t>
-      </w:r>
-      <w:r>
-        <w:t xml:space="preserve"> В переменной «Тип подачи топлива» карбюратор получил значение 0, а инжектор — 1, что отражает современность и потенциальную стоимость модели.</w:t>
-      </w:r>
-    </w:p>
-    <w:p>
-      <w:r>
-        <w:t>Из анализа исключены мотоциклы с типами топлива «дизель», «газ» и «</w:t>
-      </w:r>
-      <w:proofErr w:type="spellStart"/>
-      <w:r>
-        <w:t>электро</w:t>
-      </w:r>
-      <w:proofErr w:type="spellEnd"/>
-      <w:r>
-        <w:t>», поскольку они редки и могут искажать модель. Пропущенные значения заменены на «бензин», как на наиболее распространённый вариант. Электро-мотоциклы также исключены, так как для ни</w:t>
-      </w:r>
-      <w:r>
-        <w:t>х не указан объём двигателя, что мешает анализу.</w:t>
-      </w:r>
-    </w:p>
-    <w:p>
-      <w:r>
-        <w:t xml:space="preserve">На этапе выявления выбросов с помощью </w:t>
-      </w:r>
-      <w:proofErr w:type="spellStart"/>
-      <w:r>
-        <w:t>boxplot</w:t>
-      </w:r>
-      <w:proofErr w:type="spellEnd"/>
-      <w:r>
-        <w:t xml:space="preserve">-графиков были проанализированы переменные «Стоимость», «Пробег» и «Объём двигателя». Выбросами признаны: </w:t>
-      </w:r>
-      <w:proofErr w:type="spellStart"/>
-      <w:r>
-        <w:t>Kawasaki</w:t>
-      </w:r>
-      <w:proofErr w:type="spellEnd"/>
-      <w:r>
-        <w:t xml:space="preserve"> Z1000 с завышенной ценой, мотоциклы с пробегом </w:t>
-      </w:r>
-      <w:r>
-        <w:t xml:space="preserve">свыше 330 000 км и объёмом двигателя более 2999 см³ — такие значения маловероятны или связаны с ошибками. Также из выборки удалены подозрительно дешевые мотоциклы, включая случай с ценой 86 рублей на </w:t>
-      </w:r>
-      <w:proofErr w:type="spellStart"/>
-      <w:r>
-        <w:t>Cobra</w:t>
-      </w:r>
-      <w:proofErr w:type="spellEnd"/>
+      </w:r>
+      <w:r>
+        <w:t>R</w:t>
+      </w:r>
+      <w:r>
+        <w:t>^</w:t>
+      </w:r>
+      <w:r>
+        <w:t>2</w:t>
+      </w:r>
       <w:r>
         <w:t xml:space="preserve"> </w:t>
       </w:r>
-      <w:proofErr w:type="spellStart"/>
-      <w:r>
-        <w:t>Crossfire</w:t>
-      </w:r>
-      <w:proofErr w:type="spellEnd"/>
-      <w:r>
-        <w:t xml:space="preserve"> в Уфе. Модели с объёмом двигателя менее </w:t>
-      </w:r>
-      <w:r>
-        <w:t>50 см³ также исключены — они, скорее всего, относятся к скутерам или детской технике и могут исказить результаты.</w:t>
-      </w:r>
-    </w:p>
-    <w:p>
-      <w:r>
-        <w:t>Чтобы уменьшить дублирование, мотоциклы были сгруппированы по совокупности признаков (модель, город, пробег, объём двигателя, тип топлива, воз</w:t>
-      </w:r>
-      <w:r>
-        <w:t>раст и т. д.), и для каждой группы рассчитана медианная стоимость. В итоговый набор включена одна строка на группу. При этом модели с нулевым пробегом сохранялись без изменений, чтобы не исказить цены на новые мотоциклы.</w:t>
-      </w:r>
-    </w:p>
-    <w:p>
-      <w:r>
-        <w:t>Переменная «Город» была преобразова</w:t>
-      </w:r>
-      <w:r>
-        <w:t xml:space="preserve">на в </w:t>
-      </w:r>
-      <w:proofErr w:type="spellStart"/>
-      <w:r>
-        <w:t>дамми</w:t>
-      </w:r>
-      <w:proofErr w:type="spellEnd"/>
-      <w:r>
-        <w:t xml:space="preserve">-переменные, отражающие принадлежность к </w:t>
-      </w:r>
-      <w:proofErr w:type="gramStart"/>
-      <w:r>
-        <w:t>шести основным</w:t>
-      </w:r>
-      <w:proofErr w:type="gramEnd"/>
-      <w:r>
-        <w:t xml:space="preserve"> категориям: Москва, Санкт-Петербург, Московская область, Ленинградская область, другие города-миллионники и прочие регионы. Это позволяет учесть различия в региональных ценах.</w:t>
-      </w:r>
-    </w:p>
-    <w:p>
-      <w:r>
-        <w:t>Также были уда</w:t>
-      </w:r>
-      <w:r>
-        <w:t xml:space="preserve">лены записи, где в названии модели указано одно и то же слово дважды (например, «BMW BMW»), что является частой ошибкой. Из всех моделей выделены 15 ключевых брендов, включая </w:t>
-      </w:r>
-      <w:proofErr w:type="spellStart"/>
-      <w:r>
-        <w:t>Ducati</w:t>
-      </w:r>
-      <w:proofErr w:type="spellEnd"/>
-      <w:r>
-        <w:t>, MV Agusta, Harley-</w:t>
-      </w:r>
-      <w:proofErr w:type="spellStart"/>
-      <w:r>
-        <w:t>Davidson</w:t>
-      </w:r>
-      <w:proofErr w:type="spellEnd"/>
-      <w:r>
-        <w:t>, BMW, Honda, Suzuki и др. Остальные объединены</w:t>
-      </w:r>
-      <w:r>
-        <w:t xml:space="preserve"> в категорию «Другое». Завершающим шагом стало удаление всех строк с пропущенными значениями.</w:t>
+      <w:r>
+        <w:t xml:space="preserve">и скорректированный </w:t>
+      </w:r>
+      <w:r>
+        <w:t>R</w:t>
+      </w:r>
+      <w:r>
+        <w:t>^</w:t>
+      </w:r>
+      <w:r>
+        <w:t>2</w:t>
+      </w:r>
+      <w:r>
+        <w:t xml:space="preserve"> </w:t>
+      </w:r>
+      <w:r>
+        <w:t>=0.807</w:t>
+      </w:r>
+      <w:r>
+        <w:t xml:space="preserve">. </w:t>
+      </w:r>
+      <w:r>
+        <w:t>F-статистика модели составляет 5</w:t>
+      </w:r>
+      <w:r>
+        <w:t>941</w:t>
+      </w:r>
+      <w:r>
+        <w:t xml:space="preserve">, p-value </w:t>
+      </w:r>
+      <w:r>
+        <w:t>=</w:t>
+      </w:r>
+      <w:r>
+        <w:t xml:space="preserve"> 0, что подтверждает её значимость в целом.</w:t>
+      </w:r>
+      <w:r>
+        <w:t xml:space="preserve"> </w:t>
+      </w:r>
+      <w:r>
+        <w:t xml:space="preserve">Хотя были выявлены отклонения от нормальности остатков и наличие гетероскедастичности, применение робастных стандартных ошибок (HC3) позволило обеспечить корректность статистических выводов. </w:t>
       </w:r>
     </w:p>
     <w:p>
@@ -934,478 +1403,261 @@
           <w:szCs w:val="24"/>
         </w:rPr>
         <w:lastRenderedPageBreak/>
-        <w:t>Часть III. Описание получившихся данных</w:t>
-      </w:r>
-    </w:p>
-    <w:p>
-      <w:r>
-        <w:t xml:space="preserve">Итоговый очищенный </w:t>
-      </w:r>
-      <w:proofErr w:type="spellStart"/>
-      <w:r>
-        <w:t>датасет</w:t>
-      </w:r>
-      <w:proofErr w:type="spellEnd"/>
-      <w:r>
-        <w:t xml:space="preserve"> содержит 8307 строк и 29 переменных.</w:t>
-      </w:r>
-    </w:p>
-    <w:p>
-      <w:r>
-        <w:t>Числовые переменные: Стоимость — целевая переменная, представленная в числовом формате (руб.); Пробег (км.), Объём двигателя (куб. см.), Возраст мотоцикла (лет) — основные количественные преди</w:t>
-      </w:r>
-      <w:r>
-        <w:t>кторы.</w:t>
-      </w:r>
-    </w:p>
-    <w:p>
-      <w:r>
-        <w:t xml:space="preserve">Кодированные признаки: Коробка (код) — 0 для механики, 1 для автомата; </w:t>
-      </w:r>
-      <w:proofErr w:type="spellStart"/>
-      <w:r>
-        <w:t>Тактность</w:t>
-      </w:r>
-      <w:proofErr w:type="spellEnd"/>
-      <w:r>
-        <w:t xml:space="preserve"> (код) — 0 для 2-тактных, 1 для 4-тактных; Подача топлива (код) — 0 для карбюратора 1 для инжектора.</w:t>
-      </w:r>
-    </w:p>
-    <w:p>
-      <w:proofErr w:type="spellStart"/>
-      <w:r>
-        <w:t>Дамми</w:t>
-      </w:r>
-      <w:proofErr w:type="spellEnd"/>
-      <w:r>
-        <w:t>-переменные по региону (6 штук): отражают принадлежность к Моск</w:t>
-      </w:r>
-      <w:r>
-        <w:t xml:space="preserve">ве, Санкт-Петербургу, Московской и Ленинградской областям и городам-миллионникам. </w:t>
-      </w:r>
-      <w:proofErr w:type="spellStart"/>
-      <w:r>
-        <w:t>Дамми</w:t>
-      </w:r>
-      <w:proofErr w:type="spellEnd"/>
-      <w:r>
-        <w:t xml:space="preserve">-переменные по бренду (всего 15, </w:t>
-      </w:r>
-      <w:proofErr w:type="gramStart"/>
-      <w:r>
-        <w:t>включая Другое</w:t>
-      </w:r>
-      <w:proofErr w:type="gramEnd"/>
-      <w:r>
-        <w:t>):</w:t>
-      </w:r>
-    </w:p>
-    <w:p>
-      <w:r>
-        <w:t>Модель, Город, Тип топлива — текстовые поля, сохранённые для справки.</w:t>
-      </w:r>
-    </w:p>
-    <w:p>
-      <w:r>
-        <w:t>На рисунке 1 представлена гистограмма стоимости м</w:t>
-      </w:r>
-      <w:r>
-        <w:t>отоциклов. Распределение имеет ярко выраженную правостороннюю асимметрию: большая часть наблюдений сосредоточена до 500 тыс. рублей, с пиком около 100–200 тыс. рублей. Хвост распределения тянется вплоть до 10 млн рублей, что отражает наличие дорогих и редк</w:t>
-      </w:r>
-      <w:r>
-        <w:t xml:space="preserve">их моделей (в частности </w:t>
-      </w:r>
-      <w:proofErr w:type="spellStart"/>
-      <w:r>
-        <w:t>Ducati</w:t>
-      </w:r>
-      <w:proofErr w:type="spellEnd"/>
-      <w:r>
-        <w:t xml:space="preserve"> и Harley-</w:t>
-      </w:r>
-      <w:proofErr w:type="spellStart"/>
-      <w:r>
-        <w:t>Davidson</w:t>
-      </w:r>
-      <w:proofErr w:type="spellEnd"/>
-      <w:r>
-        <w:t>).</w:t>
-      </w:r>
-    </w:p>
-    <w:p>
-      <w:r>
-        <w:t>На рисунке 2 представлена гистограмма пробега мотоциклов. Распределение резко скошено вправо: значительная часть наблюдений имеет пробег менее 10 тыс. км, а наиболее частое значение — нулевой пробег, что о</w:t>
-      </w:r>
-      <w:r>
-        <w:t>бъясняется наличием в продаже большого количества абсолютно новых мотоциклов.</w:t>
-      </w:r>
-    </w:p>
-    <w:p>
-      <w:r>
-        <w:t>На рисунке 3 представлена гистограмма объёма двигателя. В выборке преобладают модели с объёмом двигателя от 100 до 400 см³. Видны также пики около 650 и 1200 см³, что может соотв</w:t>
-      </w:r>
-      <w:r>
-        <w:t xml:space="preserve">етствовать популярным линейкам туристических и спортивных мотоциклов. Данные имеют </w:t>
-      </w:r>
-      <w:proofErr w:type="spellStart"/>
-      <w:r>
-        <w:t>мультипиковую</w:t>
-      </w:r>
-      <w:proofErr w:type="spellEnd"/>
-      <w:r>
-        <w:t xml:space="preserve"> структуру, отражающую сегментацию рынка по классам техники.</w:t>
-      </w:r>
-    </w:p>
-    <w:p>
-      <w:r>
-        <w:t>На рисунке 4 представлена гистограмма возраста мотоциклов. Распределение носит умеренно асимметричн</w:t>
-      </w:r>
-      <w:r>
-        <w:t>ый характер: наибольшее количество наблюдений приходится на возраст до 5 лет, с ярко выраженным пиком на интервале 0–2 года. Также, несмотря на наличие значительного числа мотоциклов с нулевым пробегом, возраст этих мотоциклов не всегда равен нулю, что свя</w:t>
-      </w:r>
-      <w:r>
-        <w:t xml:space="preserve">зано с тем, что возраст определяется как разность между текущим годом (2025) и годом выпуска, а не датой первой эксплуатации. Соответственно, мотоцикл 2022 года </w:t>
-      </w:r>
-      <w:r>
-        <w:lastRenderedPageBreak/>
-        <w:t xml:space="preserve">выпуска, не эксплуатировавшийся и имеющий пробег 0 км, всё равно будет иметь возраст 3 года. </w:t>
-      </w:r>
-    </w:p>
-    <w:p>
-      <w:r>
-        <w:t>Т</w:t>
-      </w:r>
-      <w:r>
-        <w:t>акже были построены графики Box-</w:t>
-      </w:r>
-      <w:proofErr w:type="spellStart"/>
-      <w:r>
-        <w:t>Plot</w:t>
-      </w:r>
-      <w:proofErr w:type="spellEnd"/>
-      <w:r>
-        <w:t xml:space="preserve"> (рисунки 5-8), подтверждающие выводы по распределениям, написанные ранее. </w:t>
-      </w:r>
-    </w:p>
-    <w:p>
-      <w:r>
-        <w:t xml:space="preserve">Тип топлива: бензин — 100% наблюдений. Другие виды топлива отсутствуют в выборке, переменная можно исключить из анализа. </w:t>
-      </w:r>
-    </w:p>
-    <w:p>
-      <w:r>
-        <w:t>Коробка передач: 0 (ме</w:t>
-      </w:r>
-      <w:r>
-        <w:t>ханическая) — 8044, 1 (автоматическая) — 263. Автоматическая коробка действительно встречается редко на мотоциклах, в связи с усложнением конструкции и увеличением веса, увеличением стоимости и низким спросом на подобные технические решения, тем не менее а</w:t>
-      </w:r>
-      <w:r>
-        <w:t xml:space="preserve">втомат встречается у: скутеров и </w:t>
-      </w:r>
-      <w:proofErr w:type="spellStart"/>
-      <w:r>
-        <w:t>максискутеров</w:t>
-      </w:r>
-      <w:proofErr w:type="spellEnd"/>
-      <w:r>
-        <w:t>, мотоциклов с DCT.</w:t>
-      </w:r>
-    </w:p>
-    <w:p>
-      <w:proofErr w:type="spellStart"/>
-      <w:r>
-        <w:t>Тактность</w:t>
-      </w:r>
-      <w:proofErr w:type="spellEnd"/>
-      <w:r>
-        <w:t xml:space="preserve"> двигателя: 1 (4-тактный) — 7888, 0 (2-тактный) — 419. Большинство мотоциклов — 4-тактные.</w:t>
-      </w:r>
-    </w:p>
-    <w:p>
-      <w:r>
-        <w:t>Подача топлива: 0 (карбюратор) — 4766, 1 (инжектор) — 3541. Распределение почти равномерно</w:t>
-      </w:r>
-      <w:r>
-        <w:t>е, чуть больше карбюраторных систем.</w:t>
-      </w:r>
-    </w:p>
-    <w:p>
-      <w:r>
-        <w:t>Зависимость стоимости от пробега носит обратный характер (рисунок 13), но не строго линейный. На малых пробегах стоимость может быть как высокой, так и низкой, однако при превышении порога около 50 тыс. км наблюдается у</w:t>
-      </w:r>
-      <w:r>
-        <w:t>стойчивая тенденция к снижению стоимости. Коэффициент корреляции: +0.06 — почти отсутствует линейная связь.</w:t>
-      </w:r>
-    </w:p>
-    <w:p>
-      <w:r>
-        <w:t>Связь между стоимостью и объёмом двигателя выражена положительно (рисунок 14), но также не строго линейна. До 1000 см³ наблюдается умеренный рост ст</w:t>
-      </w:r>
-      <w:r>
-        <w:t>оимости, после чего кривая сглаживается. Коэффициент корреляции: +0.68 — умеренно сильная положительная зависимость.</w:t>
-      </w:r>
-    </w:p>
-    <w:p>
-      <w:r>
-        <w:t>Стоимость мотоцикла обратно зависит от возраста (рисунок 15): по мере старения техника теряет в цене. Связь выражена особенно явно в предел</w:t>
-      </w:r>
-      <w:r>
-        <w:t>ах первых 10 лет. При этом разброс цен у новых мотоциклов велик. Коэффициент корреляции: -0.06 — линейная зависимость практически отсутствует, визуально может наблюдаться нелинейный тренд.</w:t>
-      </w:r>
-    </w:p>
-    <w:p>
-      <w:r>
-        <w:t>Таблица коэффициентов корреляции количественных переменных представ</w:t>
-      </w:r>
-      <w:r>
-        <w:t xml:space="preserve">лена на </w:t>
-      </w:r>
-      <w:r>
-        <w:br/>
-        <w:t xml:space="preserve">рисунке 16. </w:t>
-      </w:r>
-    </w:p>
-    <w:p>
-      <w:pPr>
-        <w:pStyle w:val="1"/>
-        <w:spacing w:after="280"/>
-        <w:rPr>
-          <w:sz w:val="24"/>
-          <w:szCs w:val="24"/>
-        </w:rPr>
-      </w:pPr>
-      <w:bookmarkStart w:id="1" w:name="_uf9dvlmgkqbq" w:colFirst="0" w:colLast="0"/>
-      <w:bookmarkEnd w:id="1"/>
-      <w:r>
-        <w:rPr>
-          <w:sz w:val="24"/>
-          <w:szCs w:val="24"/>
-        </w:rPr>
-        <w:lastRenderedPageBreak/>
-        <w:t>Часть IV. Построение моделей.</w:t>
-      </w:r>
-    </w:p>
-    <w:p>
-      <w:pPr>
-        <w:ind w:firstLine="0"/>
-      </w:pPr>
-      <w:r>
-        <w:t>Мы решили сравнить несколько моделей: линейную, полулогарифмическую и логарифмическую. При этом для каждого вида модели мы рассмотрели по три различных варианта спецификации, включающих следующие наборы признаков:</w:t>
-      </w:r>
-    </w:p>
-    <w:p>
-      <w:pPr>
-        <w:numPr>
-          <w:ilvl w:val="0"/>
-          <w:numId w:val="2"/>
-        </w:numPr>
-      </w:pPr>
-      <w:r>
-        <w:t>Пробег, объем двигателя, возраст мотоцикла (Непрерывные положительные переменные).</w:t>
-      </w:r>
-    </w:p>
-    <w:p>
-      <w:pPr>
-        <w:numPr>
-          <w:ilvl w:val="0"/>
-          <w:numId w:val="2"/>
-        </w:numPr>
-      </w:pPr>
-      <w:r>
-        <w:t xml:space="preserve">Те же, что и в первом + виды коробки, </w:t>
-      </w:r>
-      <w:proofErr w:type="spellStart"/>
-      <w:r>
-        <w:t>тактности</w:t>
-      </w:r>
-      <w:proofErr w:type="spellEnd"/>
-      <w:r>
-        <w:t xml:space="preserve"> и подачи топлива (</w:t>
-      </w:r>
-      <w:proofErr w:type="spellStart"/>
-      <w:r>
-        <w:t>Дамми</w:t>
-      </w:r>
-      <w:proofErr w:type="spellEnd"/>
-      <w:r>
-        <w:t>-переменные).</w:t>
-      </w:r>
-    </w:p>
-    <w:p>
-      <w:pPr>
-        <w:numPr>
-          <w:ilvl w:val="0"/>
-          <w:numId w:val="2"/>
-        </w:numPr>
-      </w:pPr>
-      <w:r>
-        <w:t>Те же, что и во втором + бренд и город (</w:t>
-      </w:r>
-      <w:proofErr w:type="spellStart"/>
-      <w:r>
-        <w:t>Дамми</w:t>
-      </w:r>
-      <w:proofErr w:type="spellEnd"/>
-      <w:r>
-        <w:t>-переменные).</w:t>
-      </w:r>
-    </w:p>
-    <w:p>
-      <w:pPr>
-        <w:ind w:firstLine="283"/>
-      </w:pPr>
-      <w:r>
-        <w:t xml:space="preserve">Далее были построены соответственно 9 регрессий. С помощью теста Рамсея проверили на всех моделях верность их спецификации, </w:t>
-      </w:r>
-      <w:proofErr w:type="gramStart"/>
-      <w:r>
-        <w:t>однако</w:t>
-      </w:r>
-      <w:proofErr w:type="gramEnd"/>
-      <w:r>
-        <w:t xml:space="preserve"> что только с линейными признаками, что с добавлением квадратичной зависимости тест Рамсея показал, что модель все еще недостаточно сложна, из чего можно сделать вывод о </w:t>
-      </w:r>
-      <w:proofErr w:type="spellStart"/>
-      <w:r>
-        <w:t>высокостепенном</w:t>
-      </w:r>
-      <w:proofErr w:type="spellEnd"/>
-      <w:r>
-        <w:t xml:space="preserve"> виде зависимости.</w:t>
-      </w:r>
-    </w:p>
-    <w:p>
-      <w:pPr>
-        <w:ind w:firstLine="283"/>
-      </w:pPr>
-      <w:r>
-        <w:t xml:space="preserve">Далее из каждого класса модели была отобрана наилучшая по нормированному R-квадрату, в результате получилось, что для всех классов лучший набор учитываемых переменных - второй (Пробег, объем двигателя, возраст мотоцикла, виды коробки, </w:t>
-      </w:r>
-      <w:proofErr w:type="spellStart"/>
-      <w:r>
-        <w:t>тактности</w:t>
-      </w:r>
-      <w:proofErr w:type="spellEnd"/>
-      <w:r>
-        <w:t xml:space="preserve"> и подачи топлива). После чего </w:t>
-      </w:r>
-      <w:proofErr w:type="gramStart"/>
-      <w:r>
-        <w:t>сравнили  лучшую</w:t>
-      </w:r>
-      <w:proofErr w:type="gramEnd"/>
-      <w:r>
-        <w:t xml:space="preserve">  полулогарифмическую с лучшей логарифмической также по нормированному R-квадрату. Линейная в логарифмах оказалась лучше. Затем с помощью теста Бокса-Кокса сравнили лучшую логарифмическую модель с лучшей линейной моделью - получили, что логарифмическая модель показала себя лучше всего.</w:t>
-      </w:r>
-    </w:p>
-    <w:p>
-      <w:r>
-        <w:t>Проводим тест Харке-</w:t>
-      </w:r>
-      <w:proofErr w:type="spellStart"/>
-      <w:r>
-        <w:t>Бера</w:t>
-      </w:r>
-      <w:proofErr w:type="spellEnd"/>
-      <w:r>
-        <w:t xml:space="preserve"> на нормальность распределения остатков - гипотеза о нормальности отвергнута на уровне значимости 95%.</w:t>
-      </w:r>
-    </w:p>
-    <w:p>
-      <w:r>
-        <w:t xml:space="preserve">С помощью теста </w:t>
-      </w:r>
-      <w:proofErr w:type="spellStart"/>
-      <w:r>
-        <w:t>Бройша-Пагана</w:t>
-      </w:r>
-      <w:proofErr w:type="spellEnd"/>
-      <w:r>
-        <w:t xml:space="preserve"> убеждаемся, что в данных наблюдается </w:t>
-      </w:r>
-      <w:proofErr w:type="spellStart"/>
-      <w:r>
-        <w:t>гетероскедастичность</w:t>
-      </w:r>
-      <w:proofErr w:type="spellEnd"/>
-      <w:r>
-        <w:t>.</w:t>
-      </w:r>
-    </w:p>
-    <w:p>
-      <w:r>
-        <w:t xml:space="preserve">Теперь посмотрим на </w:t>
-      </w:r>
-      <w:proofErr w:type="spellStart"/>
-      <w:r>
-        <w:t>мультиколлинеарность</w:t>
-      </w:r>
-      <w:proofErr w:type="spellEnd"/>
-      <w:r>
-        <w:t xml:space="preserve">, для этого подсчитаем показатель VIF для каждого из признаков, получаем критическую </w:t>
-      </w:r>
-      <w:proofErr w:type="spellStart"/>
-      <w:r>
-        <w:t>мультиколлинеарность</w:t>
-      </w:r>
-      <w:proofErr w:type="spellEnd"/>
-      <w:r>
-        <w:t xml:space="preserve"> нескольких признаков: объём двигателя, </w:t>
-      </w:r>
-      <w:proofErr w:type="spellStart"/>
-      <w:r>
-        <w:t>тактность</w:t>
-      </w:r>
-      <w:proofErr w:type="spellEnd"/>
-      <w:r>
-        <w:t xml:space="preserve">, пробег и возраст. Возникает предположение, что пробег и возраст могут быть сильно коррелированными, поэтому создаем новый признак - интенсивность использования, который вычисляется как сумма логарифма пробега и логарифма возраста, умноженного на отношение среднего логарифма пробега к среднему логарифма возраста. Новая логарифмическая модель будет теперь учитывать признаки: объём двигателя, интенсивность использования, виды коробки передач и подачи топлива. Проверим VIF на этих </w:t>
-      </w:r>
-      <w:r>
-        <w:lastRenderedPageBreak/>
-        <w:t xml:space="preserve">признаках - значения не превосходят 10, так что проблема </w:t>
-      </w:r>
-      <w:proofErr w:type="spellStart"/>
-      <w:r>
-        <w:t>мультиколлинеарности</w:t>
-      </w:r>
-      <w:proofErr w:type="spellEnd"/>
-      <w:r>
-        <w:t xml:space="preserve"> была решена, при этом новая модель не теряет в точности, показывая примерно те же показатели скорректированного R-квадрата.</w:t>
-      </w:r>
-    </w:p>
-    <w:p>
-      <w:r>
-        <w:t>Проводим все тесты заново, получаем такие же качественные результаты. Все коэффициенты при переменных значимы, как и модель в целом.</w:t>
-      </w:r>
-    </w:p>
-    <w:p>
-      <w:r>
-        <w:t>Добавим робастные ошибки в форме Уайта. Получаем итоговую модель.</w:t>
-      </w:r>
-    </w:p>
-    <w:p>
-      <w:pPr>
-        <w:pStyle w:val="1"/>
-        <w:spacing w:after="280"/>
+        <w:t xml:space="preserve">Часть </w:t>
+      </w:r>
+      <w:r>
         <w:rPr>
           <w:sz w:val="24"/>
           <w:szCs w:val="24"/>
           <w:lang w:val="en-US"/>
         </w:rPr>
-      </w:pPr>
+        <w:t>V</w:t>
+      </w:r>
       <w:r>
         <w:rPr>
           <w:sz w:val="24"/>
           <w:szCs w:val="24"/>
         </w:rPr>
-        <w:t xml:space="preserve">Часть IV. </w:t>
+        <w:t xml:space="preserve">. </w:t>
       </w:r>
       <w:r>
         <w:rPr>
           <w:sz w:val="24"/>
           <w:szCs w:val="24"/>
         </w:rPr>
-        <w:t>Выводы</w:t>
+        <w:t>Логит-модель бинарного выбора</w:t>
+      </w:r>
+    </w:p>
+    <w:p>
+      <w:r>
+        <w:t>В ходе анализа была построена логит-модель для оценки вероятности того, что мотоцикл будет стоить выше 500 000 рублей. Для этого была введена бинарная переменная Стоимость_грань, принимающая значение 1, если цена превышает порог, и 0 в противном случае. В качестве факторов выступили пробег, объём двигателя, возраст, тип коробки передач, тактность двигателя и тип подачи топлива.</w:t>
+      </w:r>
+    </w:p>
+    <w:p>
+      <w:r>
+        <w:t>Полученное уравнение логит-модели выглядит следующим образом:</w:t>
+      </w:r>
+    </w:p>
+    <w:p>
+      <w:pPr>
+        <w:rPr>
+          <w:b/>
+          <w:bCs/>
+          <w:i/>
+          <w:iCs/>
+        </w:rPr>
+      </w:pPr>
+      <w:r>
+        <w:rPr>
+          <w:b/>
+          <w:bCs/>
+          <w:i/>
+          <w:iCs/>
+        </w:rPr>
+        <w:t>logit(P(Стоимость_грань = 1)) = –2.33 + 0.006·</w:t>
+      </w:r>
+      <w:r>
+        <w:rPr>
+          <w:b/>
+          <w:bCs/>
+          <w:i/>
+          <w:iCs/>
+        </w:rPr>
+        <w:t>(</w:t>
+      </w:r>
+      <w:r>
+        <w:rPr>
+          <w:b/>
+          <w:bCs/>
+          <w:i/>
+          <w:iCs/>
+        </w:rPr>
+        <w:t>Объём двигателя</w:t>
+      </w:r>
+      <w:r>
+        <w:rPr>
+          <w:b/>
+          <w:bCs/>
+          <w:i/>
+          <w:iCs/>
+        </w:rPr>
+        <w:t>)</w:t>
+      </w:r>
+      <w:r>
+        <w:rPr>
+          <w:b/>
+          <w:bCs/>
+          <w:i/>
+          <w:iCs/>
+        </w:rPr>
+        <w:t xml:space="preserve"> – 0.11·</w:t>
+      </w:r>
+      <w:r>
+        <w:rPr>
+          <w:b/>
+          <w:bCs/>
+          <w:i/>
+          <w:iCs/>
+        </w:rPr>
+        <w:t>(</w:t>
+      </w:r>
+      <w:r>
+        <w:rPr>
+          <w:b/>
+          <w:bCs/>
+          <w:i/>
+          <w:iCs/>
+        </w:rPr>
+        <w:t>Возраст</w:t>
+      </w:r>
+      <w:r>
+        <w:rPr>
+          <w:b/>
+          <w:bCs/>
+          <w:i/>
+          <w:iCs/>
+        </w:rPr>
+        <w:t>)</w:t>
+      </w:r>
+      <w:r>
+        <w:rPr>
+          <w:b/>
+          <w:bCs/>
+          <w:i/>
+          <w:iCs/>
+        </w:rPr>
+        <w:t xml:space="preserve"> + 0.34·</w:t>
+      </w:r>
+      <w:r>
+        <w:rPr>
+          <w:b/>
+          <w:bCs/>
+          <w:i/>
+          <w:iCs/>
+        </w:rPr>
+        <w:t>(</w:t>
+      </w:r>
+      <w:r>
+        <w:rPr>
+          <w:b/>
+          <w:bCs/>
+          <w:i/>
+          <w:iCs/>
+        </w:rPr>
+        <w:t>Коробка</w:t>
+      </w:r>
+      <w:r>
+        <w:rPr>
+          <w:b/>
+          <w:bCs/>
+          <w:i/>
+          <w:iCs/>
+        </w:rPr>
+        <w:t>)</w:t>
+      </w:r>
+      <w:r>
+        <w:rPr>
+          <w:b/>
+          <w:bCs/>
+          <w:i/>
+          <w:iCs/>
+        </w:rPr>
+        <w:t xml:space="preserve"> – 2.47·</w:t>
+      </w:r>
+      <w:r>
+        <w:rPr>
+          <w:b/>
+          <w:bCs/>
+          <w:i/>
+          <w:iCs/>
+        </w:rPr>
+        <w:t>(</w:t>
+      </w:r>
+      <w:r>
+        <w:rPr>
+          <w:b/>
+          <w:bCs/>
+          <w:i/>
+          <w:iCs/>
+        </w:rPr>
+        <w:t>Тактность</w:t>
+      </w:r>
+      <w:r>
+        <w:rPr>
+          <w:b/>
+          <w:bCs/>
+          <w:i/>
+          <w:iCs/>
+        </w:rPr>
+        <w:t>)</w:t>
+      </w:r>
+      <w:r>
+        <w:rPr>
+          <w:b/>
+          <w:bCs/>
+          <w:i/>
+          <w:iCs/>
+        </w:rPr>
+        <w:t xml:space="preserve"> + 3.32·</w:t>
+      </w:r>
+      <w:r>
+        <w:rPr>
+          <w:b/>
+          <w:bCs/>
+          <w:i/>
+          <w:iCs/>
+        </w:rPr>
+        <w:t>(</w:t>
+      </w:r>
+      <w:r>
+        <w:rPr>
+          <w:b/>
+          <w:bCs/>
+          <w:i/>
+          <w:iCs/>
+        </w:rPr>
+        <w:t>Подача топлива</w:t>
+      </w:r>
+      <w:r>
+        <w:rPr>
+          <w:b/>
+          <w:bCs/>
+          <w:i/>
+          <w:iCs/>
+        </w:rPr>
+        <w:t>)</w:t>
+      </w:r>
+    </w:p>
+    <w:p>
+      <w:r>
+        <w:t>Анализ коэффициентов показал, что все переменные, кроме типа коробки, статистически значимы на уровне 1%. Увеличение объема двигателя увеличивает вероятность попадания в категорию дорогих мотоциклов, а возраст и наличие 2-тактного двигателя, напротив, её снижают. Наибольшее влияние оказала переменная Подача топлива: наличие инжектора повышает вероятность высокой стоимости, что может отражать современность и мощность модели. Тактность оказалась важным отрицательным фактором — мотоциклы с 2-тактными двигателями реже оказываются в дорогом сегменте.</w:t>
+      </w:r>
+    </w:p>
+    <w:p>
+      <w:r>
+        <w:t>Средние предельные эффекты и расчёт отношений шансов подтвердили: объём двигателя и подача топлива оказывают наибольшее влияние на вероятность высокой цены, тогда как пробег и коробка передач играют сравнительно меньшую роль. Положительный, но незначимый коэффициент у коробки свидетельствует о слабой связи между типом трансмиссии и итоговой стоимостью в данной выборке.</w:t>
+      </w:r>
+    </w:p>
+    <w:p>
+      <w:r>
+        <w:t>Таким образом, итоговая логит-модель демонстрирует адекватную спецификацию и позволяет количественно оценить влияние технических характеристик на вероятность того, что мотоцикл относится к более дорогому сегменту. Результаты модели логично согласуются с рыночной практикой: современные, мощные и инжекторные мотоциклы имеют существенно более высокий шанс быть оценёнными выше 500 тысяч рублей.</w:t>
+      </w:r>
+    </w:p>
+    <w:p>
+      <w:pPr>
+        <w:pStyle w:val="1"/>
+        <w:spacing w:after="280"/>
+        <w:rPr>
+          <w:sz w:val="24"/>
+          <w:szCs w:val="24"/>
+        </w:rPr>
+      </w:pPr>
+      <w:r>
+        <w:rPr>
+          <w:sz w:val="24"/>
+          <w:szCs w:val="24"/>
+        </w:rPr>
+        <w:t xml:space="preserve">Часть </w:t>
       </w:r>
       <w:r>
         <w:rPr>
@@ -1413,14 +1665,14 @@
           <w:szCs w:val="24"/>
           <w:lang w:val="en-US"/>
         </w:rPr>
-        <w:t xml:space="preserve"> </w:t>
+        <w:t>VI</w:t>
       </w:r>
       <w:r>
         <w:rPr>
           <w:sz w:val="24"/>
           <w:szCs w:val="24"/>
         </w:rPr>
-        <w:t>из</w:t>
+        <w:t xml:space="preserve">. </w:t>
       </w:r>
       <w:r>
         <w:rPr>
@@ -1428,897 +1680,23 @@
           <w:szCs w:val="24"/>
           <w:lang w:val="en-US"/>
         </w:rPr>
-        <w:t xml:space="preserve"> </w:t>
+        <w:t>C</w:t>
       </w:r>
       <w:r>
         <w:rPr>
           <w:sz w:val="24"/>
           <w:szCs w:val="24"/>
         </w:rPr>
-        <w:t>линейной</w:t>
-      </w:r>
-      <w:r>
-        <w:rPr>
-          <w:sz w:val="24"/>
-          <w:szCs w:val="24"/>
-          <w:lang w:val="en-US"/>
-        </w:rPr>
-        <w:t xml:space="preserve"> </w:t>
-      </w:r>
-      <w:r>
-        <w:rPr>
-          <w:sz w:val="24"/>
-          <w:szCs w:val="24"/>
-        </w:rPr>
-        <w:t>модели</w:t>
-      </w:r>
-    </w:p>
-    <w:p>
-      <w:pPr>
-        <w:ind w:firstLine="0"/>
-        <w:rPr>
-          <w:b/>
-          <w:bCs/>
-          <w:i/>
-          <w:iCs/>
-          <w:lang w:val="en-US"/>
-        </w:rPr>
-      </w:pPr>
-      <w:proofErr w:type="gramStart"/>
-      <w:r>
-        <w:rPr>
-          <w:b/>
-          <w:bCs/>
-          <w:i/>
-          <w:iCs/>
-          <w:lang w:val="en-US"/>
-        </w:rPr>
-        <w:t>log(</w:t>
-      </w:r>
-      <w:proofErr w:type="gramEnd"/>
-      <w:r>
-        <w:rPr>
-          <w:b/>
-          <w:bCs/>
-          <w:i/>
-          <w:iCs/>
-          <w:lang w:val="en-US"/>
-        </w:rPr>
-        <w:t>Price) = –</w:t>
-      </w:r>
-      <w:r>
-        <w:rPr>
-          <w:b/>
-          <w:bCs/>
-          <w:i/>
-          <w:iCs/>
-          <w:lang w:val="en-US"/>
-        </w:rPr>
-        <w:t xml:space="preserve"> </w:t>
-      </w:r>
-      <w:r>
-        <w:rPr>
-          <w:b/>
-          <w:bCs/>
-          <w:i/>
-          <w:iCs/>
-          <w:lang w:val="en-US"/>
-        </w:rPr>
-        <w:t>0.0521·</w:t>
-      </w:r>
-      <w:r>
-        <w:rPr>
-          <w:b/>
-          <w:bCs/>
-          <w:i/>
-          <w:iCs/>
-          <w:lang w:val="en-US"/>
-        </w:rPr>
-        <w:t>(</w:t>
-      </w:r>
-      <w:proofErr w:type="spellStart"/>
-      <w:r>
-        <w:rPr>
-          <w:b/>
-          <w:bCs/>
-          <w:i/>
-          <w:iCs/>
-          <w:lang w:val="en-US"/>
-        </w:rPr>
-        <w:t>log_UseIntensity_balanced</w:t>
-      </w:r>
-      <w:proofErr w:type="spellEnd"/>
-      <w:r>
-        <w:rPr>
-          <w:b/>
-          <w:bCs/>
-          <w:i/>
-          <w:iCs/>
-          <w:lang w:val="en-US"/>
-        </w:rPr>
-        <w:t>)</w:t>
-      </w:r>
-      <w:r>
-        <w:rPr>
-          <w:b/>
-          <w:bCs/>
-          <w:i/>
-          <w:iCs/>
-          <w:lang w:val="en-US"/>
-        </w:rPr>
-        <w:t xml:space="preserve"> + 2.2404·</w:t>
-      </w:r>
-      <w:r>
-        <w:rPr>
-          <w:b/>
-          <w:bCs/>
-          <w:i/>
-          <w:iCs/>
-          <w:lang w:val="en-US"/>
-        </w:rPr>
-        <w:t>(</w:t>
-      </w:r>
-      <w:proofErr w:type="spellStart"/>
-      <w:r>
-        <w:rPr>
-          <w:b/>
-          <w:bCs/>
-          <w:i/>
-          <w:iCs/>
-          <w:lang w:val="en-US"/>
-        </w:rPr>
-        <w:t>log_EngineVolume</w:t>
-      </w:r>
-      <w:proofErr w:type="spellEnd"/>
-      <w:r>
-        <w:rPr>
-          <w:b/>
-          <w:bCs/>
-          <w:i/>
-          <w:iCs/>
-          <w:lang w:val="en-US"/>
-        </w:rPr>
-        <w:t>)</w:t>
-      </w:r>
-      <w:r>
-        <w:rPr>
-          <w:b/>
-          <w:bCs/>
-          <w:i/>
-          <w:iCs/>
-          <w:lang w:val="en-US"/>
-        </w:rPr>
-        <w:t xml:space="preserve"> + 0.3945·</w:t>
-      </w:r>
-      <w:r>
-        <w:rPr>
-          <w:b/>
-          <w:bCs/>
-          <w:i/>
-          <w:iCs/>
-          <w:lang w:val="en-US"/>
-        </w:rPr>
-        <w:t>(</w:t>
-      </w:r>
-      <w:r>
-        <w:rPr>
-          <w:b/>
-          <w:bCs/>
-          <w:i/>
-          <w:iCs/>
-          <w:lang w:val="en-US"/>
-        </w:rPr>
-        <w:t>Gearbox</w:t>
-      </w:r>
-      <w:r>
-        <w:rPr>
-          <w:b/>
-          <w:bCs/>
-          <w:i/>
-          <w:iCs/>
-          <w:lang w:val="en-US"/>
-        </w:rPr>
-        <w:t xml:space="preserve">) </w:t>
-      </w:r>
-      <w:r>
-        <w:rPr>
-          <w:b/>
-          <w:bCs/>
-          <w:i/>
-          <w:iCs/>
-          <w:lang w:val="en-US"/>
-        </w:rPr>
-        <w:t>–</w:t>
-      </w:r>
-      <w:r>
-        <w:rPr>
-          <w:b/>
-          <w:bCs/>
-          <w:i/>
-          <w:iCs/>
-          <w:lang w:val="en-US"/>
-        </w:rPr>
-        <w:t xml:space="preserve"> </w:t>
-      </w:r>
-      <w:r>
-        <w:rPr>
-          <w:b/>
-          <w:bCs/>
-          <w:i/>
-          <w:iCs/>
-          <w:lang w:val="en-US"/>
-        </w:rPr>
-        <w:t>0.3831·</w:t>
-      </w:r>
-      <w:r>
-        <w:rPr>
-          <w:b/>
-          <w:bCs/>
-          <w:i/>
-          <w:iCs/>
-          <w:lang w:val="en-US"/>
-        </w:rPr>
-        <w:t>(</w:t>
-      </w:r>
-      <w:proofErr w:type="spellStart"/>
-      <w:r>
-        <w:rPr>
-          <w:b/>
-          <w:bCs/>
-          <w:i/>
-          <w:iCs/>
-          <w:lang w:val="en-US"/>
-        </w:rPr>
-        <w:t>FuelSys</w:t>
-      </w:r>
-      <w:proofErr w:type="spellEnd"/>
-      <w:r>
-        <w:rPr>
-          <w:b/>
-          <w:bCs/>
-          <w:i/>
-          <w:iCs/>
-          <w:lang w:val="en-US"/>
-        </w:rPr>
-        <w:t>)</w:t>
-      </w:r>
-    </w:p>
-    <w:p>
-      <w:r>
-        <w:rPr>
-          <w:lang w:val="en-US"/>
-        </w:rPr>
-        <w:t>log</w:t>
-      </w:r>
-      <w:r>
-        <w:t>_</w:t>
-      </w:r>
-      <w:proofErr w:type="spellStart"/>
-      <w:r>
-        <w:rPr>
-          <w:lang w:val="en-US"/>
-        </w:rPr>
-        <w:t>UseIntensity</w:t>
-      </w:r>
-      <w:proofErr w:type="spellEnd"/>
-      <w:r>
-        <w:t>_</w:t>
-      </w:r>
-      <w:r>
-        <w:rPr>
-          <w:lang w:val="en-US"/>
-        </w:rPr>
-        <w:t>balanced</w:t>
-      </w:r>
-      <w:r>
-        <w:t xml:space="preserve"> (</w:t>
-      </w:r>
-      <w:proofErr w:type="spellStart"/>
-      <w:r>
-        <w:t>коэф</w:t>
-      </w:r>
-      <w:proofErr w:type="spellEnd"/>
-      <w:r>
-        <w:t xml:space="preserve">. –0.0521, </w:t>
-      </w:r>
-      <w:r>
-        <w:rPr>
-          <w:lang w:val="en-US"/>
-        </w:rPr>
-        <w:t>p</w:t>
-      </w:r>
-      <w:r>
-        <w:t xml:space="preserve"> </w:t>
-      </w:r>
-      <w:proofErr w:type="gramStart"/>
-      <w:r>
-        <w:t>&lt; 0.001</w:t>
-      </w:r>
-      <w:proofErr w:type="gramEnd"/>
-      <w:r>
-        <w:t>):</w:t>
-      </w:r>
-      <w:r>
-        <w:t xml:space="preserve"> с</w:t>
-      </w:r>
-      <w:r>
-        <w:t xml:space="preserve"> увеличением интенсивности использования мотоцикла на 1% (учитывается пробег и возраст), цена в среднем снижается на 0.0521%. Это объясняется тем, что изношенные и старые мотоциклы менее привлекательны на рынке.</w:t>
-      </w:r>
-    </w:p>
-    <w:p>
-      <w:proofErr w:type="spellStart"/>
-      <w:r>
-        <w:t>log_EngineVolume</w:t>
-      </w:r>
-      <w:proofErr w:type="spellEnd"/>
-      <w:r>
-        <w:t xml:space="preserve"> (</w:t>
-      </w:r>
-      <w:proofErr w:type="spellStart"/>
-      <w:r>
-        <w:t>коэф</w:t>
-      </w:r>
-      <w:proofErr w:type="spellEnd"/>
-      <w:r>
-        <w:t xml:space="preserve">. 2.2404, p </w:t>
-      </w:r>
-      <w:proofErr w:type="gramStart"/>
-      <w:r>
-        <w:t>&lt; 0.001</w:t>
-      </w:r>
-      <w:proofErr w:type="gramEnd"/>
-      <w:r>
-        <w:t>):</w:t>
-      </w:r>
-      <w:r>
-        <w:t xml:space="preserve"> с</w:t>
-      </w:r>
-      <w:r>
-        <w:t xml:space="preserve"> увеличением объема двигателя на 1%, цена в среднем возрастает на 2.24%. Это самый сильный эффект в модели, отражающий то, что мотоциклы с большим объемом двигателя относятся к более дорогому сегменту.</w:t>
-      </w:r>
-    </w:p>
-    <w:p>
-      <w:proofErr w:type="spellStart"/>
-      <w:r>
-        <w:t>Gearbox</w:t>
-      </w:r>
-      <w:proofErr w:type="spellEnd"/>
-      <w:r>
-        <w:t xml:space="preserve"> (</w:t>
-      </w:r>
-      <w:proofErr w:type="spellStart"/>
-      <w:r>
-        <w:t>коэф</w:t>
-      </w:r>
-      <w:proofErr w:type="spellEnd"/>
-      <w:r>
-        <w:t xml:space="preserve">. 0.3945, p </w:t>
-      </w:r>
-      <w:proofErr w:type="gramStart"/>
-      <w:r>
-        <w:t>&lt; 0.001</w:t>
-      </w:r>
-      <w:proofErr w:type="gramEnd"/>
-      <w:r>
-        <w:t>):</w:t>
-      </w:r>
-    </w:p>
-    <w:p>
-      <w:r>
-        <w:t xml:space="preserve">Мотоциклы с </w:t>
-      </w:r>
-      <w:r>
-        <w:t>автоматической</w:t>
-      </w:r>
-      <w:r>
-        <w:t xml:space="preserve"> коробкой передач в среднем дороже на примерно 48.4% (в пересчете из логарифма) по сравнению с </w:t>
-      </w:r>
-      <w:r>
-        <w:t>механикой</w:t>
-      </w:r>
-      <w:r>
-        <w:t xml:space="preserve">. Это может быть связано с тем, что мотоциклы с </w:t>
-      </w:r>
-      <w:r>
-        <w:t>автоматом, в большинстве своем, достаточно редки и представлены, по сути, эксклюзивными, достаточно редкими моделями.</w:t>
-      </w:r>
-    </w:p>
-    <w:p>
-      <w:proofErr w:type="spellStart"/>
-      <w:r>
-        <w:t>FuelSys</w:t>
-      </w:r>
-      <w:proofErr w:type="spellEnd"/>
-      <w:r>
-        <w:t xml:space="preserve"> (</w:t>
-      </w:r>
-      <w:proofErr w:type="spellStart"/>
-      <w:r>
-        <w:t>коэф</w:t>
-      </w:r>
-      <w:proofErr w:type="spellEnd"/>
-      <w:r>
-        <w:t xml:space="preserve">. –0.3831, p </w:t>
-      </w:r>
-      <w:proofErr w:type="gramStart"/>
-      <w:r>
-        <w:t>&lt; 0.001</w:t>
-      </w:r>
-      <w:proofErr w:type="gramEnd"/>
-      <w:r>
-        <w:t>):</w:t>
-      </w:r>
-      <w:r>
-        <w:t xml:space="preserve"> н</w:t>
-      </w:r>
-      <w:r>
-        <w:t>аличие инжектора (по сравнению с карбюратором) связано со снижением цены на 31.8%. Хотя это может казаться нелогичным, в выборке часто встречаются бюджетные инжекторные модели, в то время как карбюраторные мотоциклы представлены в виде редких и классических экземпляров.</w:t>
-      </w:r>
-    </w:p>
-    <w:p>
-      <w:r>
-        <w:t xml:space="preserve">На основании итоговой модели множественной линейной регрессии можно сделать вывод, что она обладает </w:t>
-      </w:r>
-      <w:r>
-        <w:t xml:space="preserve">какой-никакой </w:t>
-      </w:r>
-      <w:r>
-        <w:t>объясняющей способностью и является статистически значимой. Значение R²</w:t>
-      </w:r>
-      <w:r>
-        <w:t xml:space="preserve"> и </w:t>
-      </w:r>
-      <w:r>
-        <w:t>скорректированно</w:t>
-      </w:r>
-      <w:r>
-        <w:t xml:space="preserve">го </w:t>
-      </w:r>
-      <w:r>
-        <w:t xml:space="preserve">R² составляет 0.994, что указывает на то, что модель объясняет почти 99.4% вариации логарифма цены </w:t>
-      </w:r>
-      <w:proofErr w:type="spellStart"/>
-      <w:proofErr w:type="gramStart"/>
-      <w:r>
-        <w:t>мотоцикла.F</w:t>
-      </w:r>
-      <w:proofErr w:type="spellEnd"/>
-      <w:proofErr w:type="gramEnd"/>
-      <w:r>
-        <w:t>-статистика модели 444 400, при p-</w:t>
-      </w:r>
-      <w:proofErr w:type="spellStart"/>
-      <w:r>
-        <w:t>value</w:t>
-      </w:r>
-      <w:proofErr w:type="spellEnd"/>
-      <w:r>
-        <w:t xml:space="preserve"> равном нулю, что подтверждает значимость модели в целом. </w:t>
-      </w:r>
-    </w:p>
-    <w:p>
+        <w:t>вой товар для рынка с определенным набором характеристик</w:t>
+      </w:r>
+    </w:p>
+    <w:p>
+      <w:r>
+        <w:t xml:space="preserve">Мы прогнозируем стоимость мотоцикла с заданными техническими характеристиками: возраст 5 лет, пробег 11 000 км, объём двигателя 700 см³, двухтактный двигатель, механическая коробка передач, инжекторная система подачи топлива, относится к значимому бренду и </w:t>
+      </w:r>
       <w:r>
         <w:lastRenderedPageBreak/>
-        <w:t xml:space="preserve">Несмотря на то, что диагностические тесты выявили наличие </w:t>
-      </w:r>
-      <w:proofErr w:type="spellStart"/>
-      <w:r>
-        <w:t>гетероскедастичности</w:t>
-      </w:r>
-      <w:proofErr w:type="spellEnd"/>
-      <w:r>
-        <w:t xml:space="preserve"> и отклонения от нормальности остатков, эти проблемы были компенсированы за счёт использования робастных стандартных ошибок (HC1), что позволило сохранить корректность статистических выводов. Коэффициенты при этом остались стабильны, что подтверждает устойчивость модели к нарушениям классических предпосылок.</w:t>
-      </w:r>
-    </w:p>
-    <w:p>
-      <w:pPr>
-        <w:pStyle w:val="1"/>
-        <w:spacing w:after="280"/>
-        <w:rPr>
-          <w:sz w:val="24"/>
-          <w:szCs w:val="24"/>
-        </w:rPr>
-      </w:pPr>
-      <w:r>
-        <w:rPr>
-          <w:sz w:val="24"/>
-          <w:szCs w:val="24"/>
-        </w:rPr>
-        <w:t xml:space="preserve">Часть </w:t>
-      </w:r>
-      <w:r>
-        <w:rPr>
-          <w:sz w:val="24"/>
-          <w:szCs w:val="24"/>
-          <w:lang w:val="en-US"/>
-        </w:rPr>
-        <w:t>V</w:t>
-      </w:r>
-      <w:r>
-        <w:rPr>
-          <w:sz w:val="24"/>
-          <w:szCs w:val="24"/>
-        </w:rPr>
-        <w:t xml:space="preserve">. </w:t>
-      </w:r>
-      <w:proofErr w:type="spellStart"/>
-      <w:r>
-        <w:rPr>
-          <w:sz w:val="24"/>
-          <w:szCs w:val="24"/>
-        </w:rPr>
-        <w:t>Логит</w:t>
-      </w:r>
-      <w:proofErr w:type="spellEnd"/>
-      <w:r>
-        <w:rPr>
-          <w:sz w:val="24"/>
-          <w:szCs w:val="24"/>
-        </w:rPr>
-        <w:t>-модель бинарного выбора</w:t>
-      </w:r>
-    </w:p>
-    <w:p>
-      <w:r>
-        <w:t xml:space="preserve">В ходе анализа была построена </w:t>
-      </w:r>
-      <w:proofErr w:type="spellStart"/>
-      <w:r>
-        <w:t>логит</w:t>
-      </w:r>
-      <w:proofErr w:type="spellEnd"/>
-      <w:r>
-        <w:t xml:space="preserve">-модель для оценки вероятности того, что мотоцикл будет стоить выше 500 000 рублей. Для этого была введена бинарная переменная </w:t>
-      </w:r>
-      <w:proofErr w:type="spellStart"/>
-      <w:r>
-        <w:t>Стоимость_грань</w:t>
-      </w:r>
-      <w:proofErr w:type="spellEnd"/>
-      <w:r>
-        <w:t xml:space="preserve">, принимающая значение 1, если цена превышает порог, и 0 в противном случае. В качестве факторов выступили пробег, объём двигателя, возраст, тип коробки передач, </w:t>
-      </w:r>
-      <w:proofErr w:type="spellStart"/>
-      <w:r>
-        <w:t>тактность</w:t>
-      </w:r>
-      <w:proofErr w:type="spellEnd"/>
-      <w:r>
-        <w:t xml:space="preserve"> двигателя и тип подачи топлива.</w:t>
-      </w:r>
-    </w:p>
-    <w:p>
-      <w:r>
-        <w:t xml:space="preserve">Полученное уравнение </w:t>
-      </w:r>
-      <w:proofErr w:type="spellStart"/>
-      <w:r>
-        <w:t>логит</w:t>
-      </w:r>
-      <w:proofErr w:type="spellEnd"/>
-      <w:r>
-        <w:t>-модели выглядит следующим образом:</w:t>
-      </w:r>
-    </w:p>
-    <w:p>
-      <w:pPr>
-        <w:rPr>
-          <w:b/>
-          <w:bCs/>
-          <w:i/>
-          <w:iCs/>
-        </w:rPr>
-      </w:pPr>
-      <w:proofErr w:type="spellStart"/>
-      <w:proofErr w:type="gramStart"/>
-      <w:r>
-        <w:rPr>
-          <w:b/>
-          <w:bCs/>
-          <w:i/>
-          <w:iCs/>
-        </w:rPr>
-        <w:t>logit</w:t>
-      </w:r>
-      <w:proofErr w:type="spellEnd"/>
-      <w:r>
-        <w:rPr>
-          <w:b/>
-          <w:bCs/>
-          <w:i/>
-          <w:iCs/>
-        </w:rPr>
-        <w:t>(</w:t>
-      </w:r>
-      <w:proofErr w:type="gramEnd"/>
-      <w:r>
-        <w:rPr>
-          <w:b/>
-          <w:bCs/>
-          <w:i/>
-          <w:iCs/>
-        </w:rPr>
-        <w:t>P(</w:t>
-      </w:r>
-      <w:proofErr w:type="spellStart"/>
-      <w:r>
-        <w:rPr>
-          <w:b/>
-          <w:bCs/>
-          <w:i/>
-          <w:iCs/>
-        </w:rPr>
-        <w:t>Стоимость_грань</w:t>
-      </w:r>
-      <w:proofErr w:type="spellEnd"/>
-      <w:r>
-        <w:rPr>
-          <w:b/>
-          <w:bCs/>
-          <w:i/>
-          <w:iCs/>
-        </w:rPr>
-        <w:t xml:space="preserve"> = 1)) = –2.33 + 0.006·</w:t>
-      </w:r>
-      <w:r>
-        <w:rPr>
-          <w:b/>
-          <w:bCs/>
-          <w:i/>
-          <w:iCs/>
-        </w:rPr>
-        <w:t>(</w:t>
-      </w:r>
-      <w:r>
-        <w:rPr>
-          <w:b/>
-          <w:bCs/>
-          <w:i/>
-          <w:iCs/>
-        </w:rPr>
-        <w:t>Объём двигателя</w:t>
-      </w:r>
-      <w:r>
-        <w:rPr>
-          <w:b/>
-          <w:bCs/>
-          <w:i/>
-          <w:iCs/>
-        </w:rPr>
-        <w:t>)</w:t>
-      </w:r>
-      <w:r>
-        <w:rPr>
-          <w:b/>
-          <w:bCs/>
-          <w:i/>
-          <w:iCs/>
-        </w:rPr>
-        <w:t xml:space="preserve"> – 0.11·</w:t>
-      </w:r>
-      <w:r>
-        <w:rPr>
-          <w:b/>
-          <w:bCs/>
-          <w:i/>
-          <w:iCs/>
-        </w:rPr>
-        <w:t>(</w:t>
-      </w:r>
-      <w:r>
-        <w:rPr>
-          <w:b/>
-          <w:bCs/>
-          <w:i/>
-          <w:iCs/>
-        </w:rPr>
-        <w:t>Возраст</w:t>
-      </w:r>
-      <w:r>
-        <w:rPr>
-          <w:b/>
-          <w:bCs/>
-          <w:i/>
-          <w:iCs/>
-        </w:rPr>
-        <w:t>)</w:t>
-      </w:r>
-      <w:r>
-        <w:rPr>
-          <w:b/>
-          <w:bCs/>
-          <w:i/>
-          <w:iCs/>
-        </w:rPr>
-        <w:t xml:space="preserve"> + 0.34·</w:t>
-      </w:r>
-      <w:r>
-        <w:rPr>
-          <w:b/>
-          <w:bCs/>
-          <w:i/>
-          <w:iCs/>
-        </w:rPr>
-        <w:t>(</w:t>
-      </w:r>
-      <w:r>
-        <w:rPr>
-          <w:b/>
-          <w:bCs/>
-          <w:i/>
-          <w:iCs/>
-        </w:rPr>
-        <w:t>Коробка</w:t>
-      </w:r>
-      <w:r>
-        <w:rPr>
-          <w:b/>
-          <w:bCs/>
-          <w:i/>
-          <w:iCs/>
-        </w:rPr>
-        <w:t>)</w:t>
-      </w:r>
-      <w:r>
-        <w:rPr>
-          <w:b/>
-          <w:bCs/>
-          <w:i/>
-          <w:iCs/>
-        </w:rPr>
-        <w:t xml:space="preserve"> – 2.47·</w:t>
-      </w:r>
-      <w:r>
-        <w:rPr>
-          <w:b/>
-          <w:bCs/>
-          <w:i/>
-          <w:iCs/>
-        </w:rPr>
-        <w:t>(</w:t>
-      </w:r>
-      <w:proofErr w:type="spellStart"/>
-      <w:r>
-        <w:rPr>
-          <w:b/>
-          <w:bCs/>
-          <w:i/>
-          <w:iCs/>
-        </w:rPr>
-        <w:t>Тактность</w:t>
-      </w:r>
-      <w:proofErr w:type="spellEnd"/>
-      <w:r>
-        <w:rPr>
-          <w:b/>
-          <w:bCs/>
-          <w:i/>
-          <w:iCs/>
-        </w:rPr>
-        <w:t>)</w:t>
-      </w:r>
-      <w:r>
-        <w:rPr>
-          <w:b/>
-          <w:bCs/>
-          <w:i/>
-          <w:iCs/>
-        </w:rPr>
-        <w:t xml:space="preserve"> + 3.32·</w:t>
-      </w:r>
-      <w:r>
-        <w:rPr>
-          <w:b/>
-          <w:bCs/>
-          <w:i/>
-          <w:iCs/>
-        </w:rPr>
-        <w:t>(</w:t>
-      </w:r>
-      <w:r>
-        <w:rPr>
-          <w:b/>
-          <w:bCs/>
-          <w:i/>
-          <w:iCs/>
-        </w:rPr>
-        <w:t>Подача топлива</w:t>
-      </w:r>
-      <w:r>
-        <w:rPr>
-          <w:b/>
-          <w:bCs/>
-          <w:i/>
-          <w:iCs/>
-        </w:rPr>
-        <w:t>)</w:t>
-      </w:r>
-    </w:p>
-    <w:p>
-      <w:r>
-        <w:t xml:space="preserve">Анализ коэффициентов показал, что все переменные, кроме типа коробки, статистически значимы на уровне 1%. Увеличение объема двигателя увеличивает вероятность попадания в категорию дорогих мотоциклов, а возраст и наличие 2-тактного двигателя, напротив, её снижают. Наибольшее влияние оказала переменная Подача топлива: наличие инжектора повышает вероятность высокой стоимости, что может отражать современность и мощность модели. </w:t>
-      </w:r>
-      <w:proofErr w:type="spellStart"/>
-      <w:r>
-        <w:t>Тактность</w:t>
-      </w:r>
-      <w:proofErr w:type="spellEnd"/>
-      <w:r>
-        <w:t xml:space="preserve"> оказалась важным отрицательным фактором — мотоциклы с 2-тактными двигателями реже оказываются в дорогом сегменте.</w:t>
-      </w:r>
-    </w:p>
-    <w:p>
-      <w:r>
-        <w:t>Средние предельные эффекты и расчёт отношений шансов подтвердили: объём двигателя и подача топлива оказывают наибольшее влияние на вероятность высокой цены, тогда как пробег и коробка передач играют сравнительно меньшую роль. Положительный, но незначимый коэффициент у коробки свидетельствует о слабой связи между типом трансмиссии и итоговой стоимостью в данной выборке.</w:t>
-      </w:r>
-    </w:p>
-    <w:p>
-      <w:r>
-        <w:t xml:space="preserve">Таким образом, итоговая </w:t>
-      </w:r>
-      <w:proofErr w:type="spellStart"/>
-      <w:r>
-        <w:t>логит</w:t>
-      </w:r>
-      <w:proofErr w:type="spellEnd"/>
-      <w:r>
-        <w:t>-модель демонстрирует адекватную спецификацию и позволяет количественно оценить влияние технических характеристик на вероятность того, что мотоцикл относится к более дорогому сегменту. Результаты модели логично согласуются с рыночной практикой: современные, мощные и инжекторные мотоциклы имеют существенно более высокий шанс быть оценёнными выше 500 тысяч рублей.</w:t>
-      </w:r>
-    </w:p>
-    <w:p>
-      <w:pPr>
-        <w:pStyle w:val="1"/>
-        <w:spacing w:after="280"/>
-        <w:rPr>
-          <w:sz w:val="24"/>
-          <w:szCs w:val="24"/>
-        </w:rPr>
-      </w:pPr>
-      <w:r>
-        <w:rPr>
-          <w:sz w:val="24"/>
-          <w:szCs w:val="24"/>
-        </w:rPr>
-        <w:lastRenderedPageBreak/>
-        <w:t xml:space="preserve">Часть </w:t>
-      </w:r>
-      <w:r>
-        <w:rPr>
-          <w:sz w:val="24"/>
-          <w:szCs w:val="24"/>
-          <w:lang w:val="en-US"/>
-        </w:rPr>
-        <w:t>V</w:t>
-      </w:r>
-      <w:r>
-        <w:rPr>
-          <w:sz w:val="24"/>
-          <w:szCs w:val="24"/>
-          <w:lang w:val="en-US"/>
-        </w:rPr>
-        <w:t>I</w:t>
-      </w:r>
-      <w:r>
-        <w:rPr>
-          <w:sz w:val="24"/>
-          <w:szCs w:val="24"/>
-        </w:rPr>
-        <w:t xml:space="preserve">. </w:t>
-      </w:r>
-      <w:r>
-        <w:rPr>
-          <w:sz w:val="24"/>
-          <w:szCs w:val="24"/>
-          <w:lang w:val="en-US"/>
-        </w:rPr>
-        <w:t>C</w:t>
-      </w:r>
-      <w:r>
-        <w:rPr>
-          <w:sz w:val="24"/>
-          <w:szCs w:val="24"/>
-        </w:rPr>
-        <w:t>вой товар для рынка с определенным набором характеристик</w:t>
+        <w:t>продаётся в Москве (крупный регион). Прогноз выполнен по модели логарифмической линейной регрессии LOG_9. В результате расчёта модель оценивает, что такой мотоцикл будет стоить примерно 926 199 рублей.</w:t>
       </w:r>
     </w:p>
     <w:p>
@@ -2326,32 +1704,7 @@
         <w:t>М</w:t>
       </w:r>
       <w:r>
-        <w:t>ы прогнозируем стоимость мотоцикла с заданными техническими характеристиками: возраст 5 лет, пробег 11 000 км, объём двигателя 700 см³, механическая коробка передач и инжекторная система подачи топлива</w:t>
-      </w:r>
-      <w:r>
-        <w:t xml:space="preserve"> по линейной модели множественной регрессии</w:t>
-      </w:r>
-      <w:r>
-        <w:t>. В результате расчёта модель оценивает, что такой мотоцикл будет стоить примерно 713 839 рублей</w:t>
-      </w:r>
-      <w:r>
-        <w:t>.</w:t>
-      </w:r>
-    </w:p>
-    <w:p>
-      <w:r>
-        <w:t>М</w:t>
-      </w:r>
-      <w:r>
-        <w:t xml:space="preserve">ы используем построенную </w:t>
-      </w:r>
-      <w:proofErr w:type="spellStart"/>
-      <w:r>
-        <w:t>логит</w:t>
-      </w:r>
-      <w:proofErr w:type="spellEnd"/>
-      <w:r>
-        <w:t>-модель для оценки вероятности того, что мотоцикл с заданными характеристиками будет стоить дороже 500 000 рублей. В качестве исходных данных рассматривается мотоцикл с пробегом 7 000 км, объёмом двигателя 400 см³, возрастом 5 лет, механической коробкой передач, 4-тактным двигателем и инжекторной подачей топлива.</w:t>
+        <w:t>ы используем построенную логит-модель для оценки вероятности того, что мотоцикл с заданными характеристиками будет стоить дороже 500 000 рублей. В качестве исходных данных рассматривается мотоцикл с пробегом 7 000 км, объёмом двигателя 400 см³, возрастом 5 лет, механической коробкой передач, 4-тактным двигателем и инжекторной подачей топлива.</w:t>
       </w:r>
     </w:p>
     <w:p>
@@ -2366,25 +1719,6 @@
       </w:pPr>
       <w:r>
         <w:t>Приложения</w:t>
-      </w:r>
-      <w:r>
-        <w:t xml:space="preserve"> (исходный </w:t>
-      </w:r>
-      <w:proofErr w:type="spellStart"/>
-      <w:r>
-        <w:t>ворд</w:t>
-      </w:r>
-      <w:proofErr w:type="spellEnd"/>
-      <w:r>
-        <w:t xml:space="preserve">, чтобы посмотреть картинки лежит на </w:t>
-      </w:r>
-      <w:proofErr w:type="spellStart"/>
-      <w:r>
-        <w:t>гитхабе</w:t>
-      </w:r>
-      <w:proofErr w:type="spellEnd"/>
-      <w:r>
-        <w:t>)</w:t>
       </w:r>
     </w:p>
     <w:p>
@@ -2408,14 +1742,7 @@
           <w:i/>
           <w:color w:val="0E2841"/>
         </w:rPr>
-        <w:t xml:space="preserve">Рисунок 1, Рисунок 2, Рисунок </w:t>
-      </w:r>
-      <w:r>
-        <w:rPr>
-          <w:i/>
-          <w:color w:val="0E2841"/>
-        </w:rPr>
-        <w:t>3</w:t>
+        <w:t>Рисунок 1, Рисунок 2</w:t>
       </w:r>
     </w:p>
     <w:p>
@@ -2427,8 +1754,8 @@
           <w:noProof/>
         </w:rPr>
         <w:drawing>
-          <wp:inline distT="0" distB="0" distL="0" distR="0" wp14:anchorId="49054358" wp14:editId="69F55797">
-            <wp:extent cx="1572844" cy="1406200"/>
+          <wp:inline distT="0" distB="0" distL="0" distR="0" wp14:anchorId="49054358" wp14:editId="7D68D5F9">
+            <wp:extent cx="2897945" cy="1870710"/>
             <wp:effectExtent l="0" t="0" r="0" b="0"/>
             <wp:docPr id="1" name="image16.png"/>
             <wp:cNvGraphicFramePr/>
@@ -2449,7 +1776,7 @@
                   <pic:spPr>
                     <a:xfrm>
                       <a:off x="0" y="0"/>
-                      <a:ext cx="1572844" cy="1406200"/>
+                      <a:ext cx="2953612" cy="1906645"/>
                     </a:xfrm>
                     <a:prstGeom prst="rect">
                       <a:avLst/>
@@ -2467,9 +1794,9 @@
           <w:noProof/>
         </w:rPr>
         <w:drawing>
-          <wp:inline distT="0" distB="0" distL="0" distR="0" wp14:anchorId="042E26C8" wp14:editId="799281D9">
-            <wp:extent cx="1883402" cy="1409615"/>
-            <wp:effectExtent l="0" t="0" r="0" b="0"/>
+          <wp:inline distT="0" distB="0" distL="0" distR="0" wp14:anchorId="042E26C8" wp14:editId="3EC08C40">
+            <wp:extent cx="2665828" cy="1845163"/>
+            <wp:effectExtent l="0" t="0" r="1270" b="3175"/>
             <wp:docPr id="3" name="image14.png"/>
             <wp:cNvGraphicFramePr/>
             <a:graphic xmlns:a="http://schemas.openxmlformats.org/drawingml/2006/main">
@@ -2489,7 +1816,7 @@
                   <pic:spPr>
                     <a:xfrm>
                       <a:off x="0" y="0"/>
-                      <a:ext cx="1883402" cy="1409615"/>
+                      <a:ext cx="2700491" cy="1869155"/>
                     </a:xfrm>
                     <a:prstGeom prst="rect">
                       <a:avLst/>
@@ -2502,14 +1829,38 @@
           </wp:inline>
         </w:drawing>
       </w:r>
+    </w:p>
+    <w:p>
+      <w:pPr>
+        <w:jc w:val="left"/>
+      </w:pPr>
+      <w:r>
+        <w:rPr>
+          <w:i/>
+          <w:color w:val="0E2841"/>
+        </w:rPr>
+        <w:t>Рисунок 3</w:t>
+      </w:r>
+      <w:r>
+        <w:rPr>
+          <w:i/>
+          <w:color w:val="0E2841"/>
+        </w:rPr>
+        <w:t>, Рисунок 4</w:t>
+      </w:r>
+    </w:p>
+    <w:p>
+      <w:pPr>
+        <w:jc w:val="left"/>
+      </w:pPr>
       <w:r>
         <w:rPr>
           <w:noProof/>
         </w:rPr>
         <w:drawing>
-          <wp:inline distT="0" distB="0" distL="0" distR="0" wp14:anchorId="048C4EB5" wp14:editId="15B42663">
-            <wp:extent cx="2167727" cy="1350316"/>
-            <wp:effectExtent l="0" t="0" r="0" b="0"/>
+          <wp:inline distT="0" distB="0" distL="0" distR="0" wp14:anchorId="048C4EB5" wp14:editId="28D0C9DE">
+            <wp:extent cx="2538730" cy="2067950"/>
+            <wp:effectExtent l="0" t="0" r="0" b="8890"/>
             <wp:docPr id="2" name="image11.png"/>
             <wp:cNvGraphicFramePr/>
             <a:graphic xmlns:a="http://schemas.openxmlformats.org/drawingml/2006/main">
@@ -2529,7 +1880,7 @@
                   <pic:spPr>
                     <a:xfrm>
                       <a:off x="0" y="0"/>
-                      <a:ext cx="2167727" cy="1350316"/>
+                      <a:ext cx="2569587" cy="2093085"/>
                     </a:xfrm>
                     <a:prstGeom prst="rect">
                       <a:avLst/>
@@ -2542,51 +1893,15 @@
           </wp:inline>
         </w:drawing>
       </w:r>
-    </w:p>
-    <w:p>
-      <w:pPr>
-        <w:keepNext/>
-        <w:pBdr>
-          <w:top w:val="nil"/>
-          <w:left w:val="nil"/>
-          <w:bottom w:val="nil"/>
-          <w:right w:val="nil"/>
-          <w:between w:val="nil"/>
-        </w:pBdr>
-        <w:spacing w:after="200" w:line="240" w:lineRule="auto"/>
-        <w:rPr>
-          <w:i/>
-          <w:color w:val="0E2841"/>
-        </w:rPr>
-      </w:pPr>
-      <w:r>
-        <w:rPr>
-          <w:i/>
-          <w:color w:val="0E2841"/>
-        </w:rPr>
-        <w:t>Рисунок 4</w:t>
-      </w:r>
-      <w:r>
-        <w:rPr>
-          <w:i/>
-          <w:color w:val="0E2841"/>
-        </w:rPr>
-        <w:t>, 5, 6</w:t>
-      </w:r>
-    </w:p>
-    <w:p>
-      <w:pPr>
-        <w:jc w:val="left"/>
-      </w:pPr>
       <w:r>
         <w:rPr>
           <w:noProof/>
         </w:rPr>
         <w:drawing>
-          <wp:inline distT="0" distB="0" distL="0" distR="0" wp14:anchorId="3B315305" wp14:editId="06D6EBA8">
-            <wp:extent cx="1491176" cy="654050"/>
-            <wp:effectExtent l="0" t="0" r="0" b="0"/>
-            <wp:docPr id="5" name="image9.png"/>
+          <wp:inline distT="0" distB="0" distL="0" distR="0" wp14:anchorId="47B39316" wp14:editId="43B5DD6D">
+            <wp:extent cx="3023863" cy="2081432"/>
+            <wp:effectExtent l="0" t="0" r="5715" b="0"/>
+            <wp:docPr id="20" name="image9.png"/>
             <wp:cNvGraphicFramePr/>
             <a:graphic xmlns:a="http://schemas.openxmlformats.org/drawingml/2006/main">
               <a:graphicData uri="http://schemas.openxmlformats.org/drawingml/2006/picture">
@@ -2605,7 +1920,7 @@
                   <pic:spPr>
                     <a:xfrm>
                       <a:off x="0" y="0"/>
-                      <a:ext cx="1534111" cy="672882"/>
+                      <a:ext cx="3160035" cy="2175164"/>
                     </a:xfrm>
                     <a:prstGeom prst="rect">
                       <a:avLst/>
@@ -2618,14 +1933,77 @@
           </wp:inline>
         </w:drawing>
       </w:r>
+    </w:p>
+    <w:p>
+      <w:pPr>
+        <w:jc w:val="left"/>
+      </w:pPr>
+    </w:p>
+    <w:p>
+      <w:pPr>
+        <w:jc w:val="left"/>
+      </w:pPr>
+    </w:p>
+    <w:p>
+      <w:pPr>
+        <w:jc w:val="left"/>
+      </w:pPr>
+    </w:p>
+    <w:p>
+      <w:pPr>
+        <w:jc w:val="left"/>
+      </w:pPr>
+    </w:p>
+    <w:p>
+      <w:pPr>
+        <w:keepNext/>
+        <w:pBdr>
+          <w:top w:val="nil"/>
+          <w:left w:val="nil"/>
+          <w:bottom w:val="nil"/>
+          <w:right w:val="nil"/>
+          <w:between w:val="nil"/>
+        </w:pBdr>
+        <w:spacing w:after="200" w:line="240" w:lineRule="auto"/>
+        <w:rPr>
+          <w:i/>
+          <w:color w:val="0E2841"/>
+        </w:rPr>
+      </w:pPr>
+      <w:r>
+        <w:rPr>
+          <w:i/>
+          <w:color w:val="0E2841"/>
+        </w:rPr>
+        <w:t xml:space="preserve">Рисунок </w:t>
+      </w:r>
+      <w:r>
+        <w:rPr>
+          <w:i/>
+          <w:color w:val="0E2841"/>
+        </w:rPr>
+        <w:t>5</w:t>
+      </w:r>
+      <w:r>
+        <w:rPr>
+          <w:i/>
+          <w:color w:val="0E2841"/>
+        </w:rPr>
+        <w:t>, Рисунок 6</w:t>
+      </w:r>
+    </w:p>
+    <w:p>
+      <w:pPr>
+        <w:jc w:val="left"/>
+      </w:pPr>
       <w:r>
         <w:rPr>
           <w:noProof/>
         </w:rPr>
         <w:drawing>
-          <wp:inline distT="0" distB="0" distL="0" distR="0" wp14:anchorId="45353A0C" wp14:editId="1FFE316B">
-            <wp:extent cx="1688123" cy="703385"/>
-            <wp:effectExtent l="0" t="0" r="7620" b="1905"/>
+          <wp:inline distT="0" distB="0" distL="0" distR="0" wp14:anchorId="45353A0C" wp14:editId="1C91EE99">
+            <wp:extent cx="2959877" cy="1048043"/>
+            <wp:effectExtent l="0" t="0" r="0" b="0"/>
             <wp:docPr id="4" name="image7.png"/>
             <wp:cNvGraphicFramePr/>
             <a:graphic xmlns:a="http://schemas.openxmlformats.org/drawingml/2006/main">
@@ -2645,7 +2023,7 @@
                   <pic:spPr>
                     <a:xfrm>
                       <a:off x="0" y="0"/>
-                      <a:ext cx="1723288" cy="718037"/>
+                      <a:ext cx="3065288" cy="1085367"/>
                     </a:xfrm>
                     <a:prstGeom prst="rect">
                       <a:avLst/>
@@ -2663,8 +2041,8 @@
           <w:noProof/>
         </w:rPr>
         <w:drawing>
-          <wp:inline distT="0" distB="0" distL="0" distR="0" wp14:anchorId="055F45ED" wp14:editId="5A98D90E">
-            <wp:extent cx="1448973" cy="801859"/>
+          <wp:inline distT="0" distB="0" distL="0" distR="0" wp14:anchorId="055F45ED" wp14:editId="03638A54">
+            <wp:extent cx="2995214" cy="1012044"/>
             <wp:effectExtent l="0" t="0" r="0" b="0"/>
             <wp:docPr id="7" name="image1.png"/>
             <wp:cNvGraphicFramePr/>
@@ -2685,7 +2063,7 @@
                   <pic:spPr>
                     <a:xfrm>
                       <a:off x="0" y="0"/>
-                      <a:ext cx="1459249" cy="807545"/>
+                      <a:ext cx="3083316" cy="1041812"/>
                     </a:xfrm>
                     <a:prstGeom prst="rect">
                       <a:avLst/>
@@ -2720,28 +2098,32 @@
           <w:i/>
           <w:color w:val="0E2841"/>
         </w:rPr>
-        <w:t xml:space="preserve">Рисунок </w:t>
+        <w:t xml:space="preserve">Рисунок 7, </w:t>
       </w:r>
       <w:r>
         <w:rPr>
           <w:i/>
           <w:color w:val="0E2841"/>
         </w:rPr>
-        <w:t>7, 8, 9</w:t>
+        <w:t>Рисунок 8</w:t>
       </w:r>
     </w:p>
     <w:p>
       <w:pPr>
         <w:jc w:val="left"/>
+        <w:rPr>
+          <w:i/>
+          <w:color w:val="0E2841"/>
+        </w:rPr>
       </w:pPr>
       <w:r>
         <w:rPr>
           <w:noProof/>
         </w:rPr>
         <w:drawing>
-          <wp:inline distT="0" distB="0" distL="0" distR="0" wp14:anchorId="2D35B993" wp14:editId="2F24CB0B">
-            <wp:extent cx="1341925" cy="822276"/>
-            <wp:effectExtent l="0" t="0" r="0" b="0"/>
+          <wp:inline distT="0" distB="0" distL="0" distR="0" wp14:anchorId="2D35B993" wp14:editId="0F032ADE">
+            <wp:extent cx="2933114" cy="1152281"/>
+            <wp:effectExtent l="0" t="0" r="635" b="0"/>
             <wp:docPr id="6" name="image8.png"/>
             <wp:cNvGraphicFramePr/>
             <a:graphic xmlns:a="http://schemas.openxmlformats.org/drawingml/2006/main">
@@ -2761,7 +2143,7 @@
                   <pic:spPr>
                     <a:xfrm>
                       <a:off x="0" y="0"/>
-                      <a:ext cx="1380695" cy="846033"/>
+                      <a:ext cx="3081383" cy="1210529"/>
                     </a:xfrm>
                     <a:prstGeom prst="rect">
                       <a:avLst/>
@@ -2779,9 +2161,9 @@
           <w:noProof/>
         </w:rPr>
         <w:drawing>
-          <wp:inline distT="0" distB="0" distL="0" distR="0" wp14:anchorId="5286AA3B" wp14:editId="76D59183">
-            <wp:extent cx="1700452" cy="878596"/>
-            <wp:effectExtent l="0" t="0" r="0" b="0"/>
+          <wp:inline distT="0" distB="0" distL="0" distR="0" wp14:anchorId="5286AA3B" wp14:editId="02910493">
+            <wp:extent cx="2926080" cy="1243173"/>
+            <wp:effectExtent l="0" t="0" r="7620" b="0"/>
             <wp:docPr id="9" name="image4.png"/>
             <wp:cNvGraphicFramePr/>
             <a:graphic xmlns:a="http://schemas.openxmlformats.org/drawingml/2006/main">
@@ -2801,7 +2183,7 @@
                   <pic:spPr>
                     <a:xfrm>
                       <a:off x="0" y="0"/>
-                      <a:ext cx="1739282" cy="898659"/>
+                      <a:ext cx="3058332" cy="1299362"/>
                     </a:xfrm>
                     <a:prstGeom prst="rect">
                       <a:avLst/>
@@ -2816,13 +2198,50 @@
       </w:r>
       <w:r>
         <w:rPr>
+          <w:i/>
+          <w:color w:val="0E2841"/>
+        </w:rPr>
+        <w:t xml:space="preserve">Рисунок </w:t>
+      </w:r>
+      <w:r>
+        <w:rPr>
+          <w:i/>
+          <w:color w:val="0E2841"/>
+        </w:rPr>
+        <w:t>9</w:t>
+      </w:r>
+      <w:r>
+        <w:rPr>
+          <w:i/>
+          <w:color w:val="0E2841"/>
+        </w:rPr>
+        <w:t xml:space="preserve">, </w:t>
+      </w:r>
+      <w:r>
+        <w:rPr>
+          <w:i/>
+          <w:color w:val="0E2841"/>
+        </w:rPr>
+        <w:t>Рисунок 10</w:t>
+      </w:r>
+    </w:p>
+    <w:p>
+      <w:pPr>
+        <w:jc w:val="left"/>
+        <w:rPr>
+          <w:i/>
+          <w:color w:val="0E2841"/>
+        </w:rPr>
+      </w:pPr>
+      <w:r>
+        <w:rPr>
           <w:noProof/>
         </w:rPr>
         <w:drawing>
-          <wp:inline distT="0" distB="0" distL="0" distR="0" wp14:anchorId="39424D22" wp14:editId="5E93077B">
-            <wp:extent cx="1152978" cy="977314"/>
-            <wp:effectExtent l="0" t="0" r="9525" b="0"/>
-            <wp:docPr id="8" name="image13.png"/>
+          <wp:inline distT="0" distB="0" distL="0" distR="0" wp14:anchorId="04B2C6B0" wp14:editId="3DADD969">
+            <wp:extent cx="2897945" cy="1743692"/>
+            <wp:effectExtent l="0" t="0" r="0" b="9525"/>
+            <wp:docPr id="22" name="image13.png"/>
             <wp:cNvGraphicFramePr/>
             <a:graphic xmlns:a="http://schemas.openxmlformats.org/drawingml/2006/main">
               <a:graphicData uri="http://schemas.openxmlformats.org/drawingml/2006/picture">
@@ -2841,7 +2260,7 @@
                   <pic:spPr>
                     <a:xfrm>
                       <a:off x="0" y="0"/>
-                      <a:ext cx="1182045" cy="1001953"/>
+                      <a:ext cx="3038460" cy="1828240"/>
                     </a:xfrm>
                     <a:prstGeom prst="rect">
                       <a:avLst/>
@@ -2854,79 +2273,14 @@
           </wp:inline>
         </w:drawing>
       </w:r>
-    </w:p>
-    <w:p>
-      <w:pPr>
-        <w:keepNext/>
-        <w:pBdr>
-          <w:top w:val="nil"/>
-          <w:left w:val="nil"/>
-          <w:bottom w:val="nil"/>
-          <w:right w:val="nil"/>
-          <w:between w:val="nil"/>
-        </w:pBdr>
-        <w:spacing w:after="200" w:line="240" w:lineRule="auto"/>
-        <w:rPr>
-          <w:i/>
-          <w:color w:val="0E2841"/>
-        </w:rPr>
-      </w:pPr>
-      <w:r>
-        <w:rPr>
-          <w:i/>
-          <w:color w:val="0E2841"/>
-        </w:rPr>
-        <w:lastRenderedPageBreak/>
-        <w:t xml:space="preserve">Рисунок </w:t>
-      </w:r>
-      <w:r>
-        <w:rPr>
-          <w:i/>
-          <w:color w:val="0E2841"/>
-        </w:rPr>
-        <w:t>10</w:t>
-      </w:r>
-      <w:r>
-        <w:rPr>
-          <w:i/>
-          <w:color w:val="0E2841"/>
-        </w:rPr>
-        <w:t xml:space="preserve">, </w:t>
-      </w:r>
-      <w:r>
-        <w:rPr>
-          <w:i/>
-          <w:color w:val="0E2841"/>
-        </w:rPr>
-        <w:t>11</w:t>
-      </w:r>
-      <w:r>
-        <w:rPr>
-          <w:i/>
-          <w:color w:val="0E2841"/>
-        </w:rPr>
-        <w:t xml:space="preserve">, </w:t>
-      </w:r>
-      <w:r>
-        <w:rPr>
-          <w:i/>
-          <w:color w:val="0E2841"/>
-        </w:rPr>
-        <w:t>12 (описательные статистики)</w:t>
-      </w:r>
-    </w:p>
-    <w:p>
-      <w:pPr>
-        <w:jc w:val="left"/>
-      </w:pPr>
       <w:r>
         <w:rPr>
           <w:noProof/>
         </w:rPr>
         <w:drawing>
-          <wp:inline distT="0" distB="0" distL="0" distR="0" wp14:anchorId="744FF546" wp14:editId="4AD2728D">
-            <wp:extent cx="1329397" cy="1146517"/>
-            <wp:effectExtent l="0" t="0" r="4445" b="0"/>
+          <wp:inline distT="0" distB="0" distL="0" distR="0" wp14:anchorId="744FF546" wp14:editId="18C59589">
+            <wp:extent cx="2953605" cy="1764909"/>
+            <wp:effectExtent l="0" t="0" r="0" b="6985"/>
             <wp:docPr id="12" name="image3.png"/>
             <wp:cNvGraphicFramePr/>
             <a:graphic xmlns:a="http://schemas.openxmlformats.org/drawingml/2006/main">
@@ -2946,7 +2300,7 @@
                   <pic:spPr>
                     <a:xfrm>
                       <a:off x="0" y="0"/>
-                      <a:ext cx="1334967" cy="1151320"/>
+                      <a:ext cx="3003735" cy="1794864"/>
                     </a:xfrm>
                     <a:prstGeom prst="rect">
                       <a:avLst/>
@@ -2959,14 +2313,39 @@
           </wp:inline>
         </w:drawing>
       </w:r>
+    </w:p>
+    <w:p>
+      <w:pPr>
+        <w:jc w:val="left"/>
+        <w:rPr>
+          <w:i/>
+          <w:color w:val="0E2841"/>
+        </w:rPr>
+      </w:pPr>
+      <w:r>
+        <w:rPr>
+          <w:i/>
+          <w:color w:val="0E2841"/>
+        </w:rPr>
+        <w:t>Рисунок 11, Рисунок 12</w:t>
+      </w:r>
+    </w:p>
+    <w:p>
+      <w:pPr>
+        <w:jc w:val="left"/>
+        <w:rPr>
+          <w:i/>
+          <w:color w:val="0E2841"/>
+        </w:rPr>
+      </w:pPr>
       <w:r>
         <w:rPr>
           <w:noProof/>
         </w:rPr>
         <w:drawing>
-          <wp:inline distT="0" distB="0" distL="0" distR="0" wp14:anchorId="12B917A3" wp14:editId="4DB5AE34">
-            <wp:extent cx="1863715" cy="1089611"/>
-            <wp:effectExtent l="0" t="0" r="3810" b="0"/>
+          <wp:inline distT="0" distB="0" distL="0" distR="0" wp14:anchorId="12B917A3" wp14:editId="431BCC40">
+            <wp:extent cx="2678893" cy="1878037"/>
+            <wp:effectExtent l="0" t="0" r="7620" b="8255"/>
             <wp:docPr id="10" name="image5.png"/>
             <wp:cNvGraphicFramePr/>
             <a:graphic xmlns:a="http://schemas.openxmlformats.org/drawingml/2006/main">
@@ -2986,7 +2365,7 @@
                   <pic:spPr>
                     <a:xfrm>
                       <a:off x="0" y="0"/>
-                      <a:ext cx="1881905" cy="1100246"/>
+                      <a:ext cx="2771223" cy="1942765"/>
                     </a:xfrm>
                     <a:prstGeom prst="rect">
                       <a:avLst/>
@@ -3004,9 +2383,9 @@
           <w:noProof/>
         </w:rPr>
         <w:drawing>
-          <wp:inline distT="0" distB="0" distL="0" distR="0" wp14:anchorId="7D2DA168" wp14:editId="48D2331A">
-            <wp:extent cx="2038350" cy="1012288"/>
-            <wp:effectExtent l="0" t="0" r="0" b="0"/>
+          <wp:inline distT="0" distB="0" distL="0" distR="0" wp14:anchorId="7D2DA168" wp14:editId="2B564486">
+            <wp:extent cx="2721610" cy="1960544"/>
+            <wp:effectExtent l="0" t="0" r="2540" b="1905"/>
             <wp:docPr id="11" name="image6.png"/>
             <wp:cNvGraphicFramePr/>
             <a:graphic xmlns:a="http://schemas.openxmlformats.org/drawingml/2006/main">
@@ -3026,7 +2405,7 @@
                   <pic:spPr>
                     <a:xfrm>
                       <a:off x="0" y="0"/>
-                      <a:ext cx="2063694" cy="1024874"/>
+                      <a:ext cx="2804829" cy="2020492"/>
                     </a:xfrm>
                     <a:prstGeom prst="rect">
                       <a:avLst/>
@@ -3062,6 +2441,7 @@
           <w:i/>
           <w:color w:val="0E2841"/>
         </w:rPr>
+        <w:lastRenderedPageBreak/>
         <w:t>Рисунок 13</w:t>
       </w:r>
       <w:r>
@@ -3069,7 +2449,14 @@
           <w:i/>
           <w:color w:val="0E2841"/>
         </w:rPr>
-        <w:t>, 14, 15</w:t>
+        <w:t xml:space="preserve">, </w:t>
+      </w:r>
+      <w:r>
+        <w:rPr>
+          <w:i/>
+          <w:color w:val="0E2841"/>
+        </w:rPr>
+        <w:t>Рисунок 14</w:t>
       </w:r>
     </w:p>
     <w:p>
@@ -3082,9 +2469,9 @@
           <w:noProof/>
         </w:rPr>
         <w:drawing>
-          <wp:inline distT="0" distB="0" distL="0" distR="0" wp14:anchorId="4C8266C7" wp14:editId="264937E3">
-            <wp:extent cx="1596390" cy="928314"/>
-            <wp:effectExtent l="0" t="0" r="3810" b="5715"/>
+          <wp:inline distT="0" distB="0" distL="0" distR="0" wp14:anchorId="4C8266C7" wp14:editId="47BE70F9">
+            <wp:extent cx="3031588" cy="1849755"/>
+            <wp:effectExtent l="0" t="0" r="0" b="0"/>
             <wp:docPr id="13" name="image10.png"/>
             <wp:cNvGraphicFramePr/>
             <a:graphic xmlns:a="http://schemas.openxmlformats.org/drawingml/2006/main">
@@ -3104,7 +2491,7 @@
                   <pic:spPr>
                     <a:xfrm>
                       <a:off x="0" y="0"/>
-                      <a:ext cx="1618147" cy="940966"/>
+                      <a:ext cx="3095796" cy="1888932"/>
                     </a:xfrm>
                     <a:prstGeom prst="rect">
                       <a:avLst/>
@@ -3122,9 +2509,9 @@
           <w:noProof/>
         </w:rPr>
         <w:drawing>
-          <wp:inline distT="0" distB="0" distL="0" distR="0" wp14:anchorId="3EFBB0D8" wp14:editId="597E80AE">
-            <wp:extent cx="1329397" cy="998806"/>
-            <wp:effectExtent l="0" t="0" r="4445" b="0"/>
+          <wp:inline distT="0" distB="0" distL="0" distR="0" wp14:anchorId="3EFBB0D8" wp14:editId="1A39C4F9">
+            <wp:extent cx="2820572" cy="1869440"/>
+            <wp:effectExtent l="0" t="0" r="0" b="0"/>
             <wp:docPr id="14" name="image15.png"/>
             <wp:cNvGraphicFramePr/>
             <a:graphic xmlns:a="http://schemas.openxmlformats.org/drawingml/2006/main">
@@ -3144,7 +2531,7 @@
                   <pic:spPr>
                     <a:xfrm>
                       <a:off x="0" y="0"/>
-                      <a:ext cx="1337661" cy="1005015"/>
+                      <a:ext cx="2862680" cy="1897349"/>
                     </a:xfrm>
                     <a:prstGeom prst="rect">
                       <a:avLst/>
@@ -3157,14 +2544,66 @@
           </wp:inline>
         </w:drawing>
       </w:r>
+    </w:p>
+    <w:p>
+      <w:pPr>
+        <w:keepNext/>
+        <w:pBdr>
+          <w:top w:val="nil"/>
+          <w:left w:val="nil"/>
+          <w:bottom w:val="nil"/>
+          <w:right w:val="nil"/>
+          <w:between w:val="nil"/>
+        </w:pBdr>
+        <w:spacing w:after="200" w:line="240" w:lineRule="auto"/>
+        <w:jc w:val="left"/>
+        <w:rPr>
+          <w:i/>
+          <w:color w:val="0E2841"/>
+        </w:rPr>
+      </w:pPr>
+      <w:r>
+        <w:rPr>
+          <w:i/>
+          <w:color w:val="0E2841"/>
+        </w:rPr>
+        <w:t>Рисунок 1</w:t>
+      </w:r>
+      <w:r>
+        <w:rPr>
+          <w:i/>
+          <w:color w:val="0E2841"/>
+        </w:rPr>
+        <w:t>5</w:t>
+      </w:r>
+      <w:r>
+        <w:rPr>
+          <w:i/>
+          <w:color w:val="0E2841"/>
+        </w:rPr>
+        <w:t>, Рисунок 1</w:t>
+      </w:r>
+      <w:r>
+        <w:rPr>
+          <w:i/>
+          <w:color w:val="0E2841"/>
+        </w:rPr>
+        <w:t>6</w:t>
+      </w:r>
+    </w:p>
+    <w:p>
+      <w:pPr>
+        <w:ind w:left="360" w:firstLine="0"/>
+        <w:jc w:val="left"/>
+      </w:pPr>
       <w:r>
         <w:rPr>
           <w:noProof/>
         </w:rPr>
         <w:drawing>
-          <wp:inline distT="0" distB="0" distL="0" distR="0" wp14:anchorId="4703FD9E" wp14:editId="0E5182FD">
-            <wp:extent cx="1484142" cy="955675"/>
-            <wp:effectExtent l="0" t="0" r="1905" b="0"/>
+          <wp:inline distT="0" distB="0" distL="0" distR="0" wp14:anchorId="4703FD9E" wp14:editId="6A8D0916">
+            <wp:extent cx="3052689" cy="1990090"/>
+            <wp:effectExtent l="0" t="0" r="0" b="0"/>
             <wp:docPr id="15" name="image12.png"/>
             <wp:cNvGraphicFramePr/>
             <a:graphic xmlns:a="http://schemas.openxmlformats.org/drawingml/2006/main">
@@ -3184,7 +2623,7 @@
                   <pic:spPr>
                     <a:xfrm>
                       <a:off x="0" y="0"/>
-                      <a:ext cx="1507824" cy="970925"/>
+                      <a:ext cx="3121026" cy="2034640"/>
                     </a:xfrm>
                     <a:prstGeom prst="rect">
                       <a:avLst/>
@@ -3197,60 +2636,15 @@
           </wp:inline>
         </w:drawing>
       </w:r>
-    </w:p>
-    <w:p>
-      <w:pPr>
-        <w:keepNext/>
-        <w:pBdr>
-          <w:top w:val="nil"/>
-          <w:left w:val="nil"/>
-          <w:bottom w:val="nil"/>
-          <w:right w:val="nil"/>
-          <w:between w:val="nil"/>
-        </w:pBdr>
-        <w:spacing w:after="200" w:line="240" w:lineRule="auto"/>
-        <w:jc w:val="left"/>
-        <w:rPr>
-          <w:i/>
-          <w:color w:val="0E2841"/>
-        </w:rPr>
-      </w:pPr>
-      <w:r>
-        <w:rPr>
-          <w:i/>
-          <w:color w:val="0E2841"/>
-        </w:rPr>
-        <w:t>Рисунок 1</w:t>
-      </w:r>
-      <w:r>
-        <w:rPr>
-          <w:i/>
-          <w:color w:val="0E2841"/>
-        </w:rPr>
-        <w:t>6</w:t>
-      </w:r>
-      <w:r>
-        <w:rPr>
-          <w:i/>
-          <w:color w:val="0E2841"/>
-        </w:rPr>
-        <w:t>, 17, 18</w:t>
-      </w:r>
-    </w:p>
-    <w:p>
-      <w:pPr>
-        <w:ind w:left="360" w:firstLine="0"/>
-        <w:jc w:val="center"/>
-      </w:pPr>
       <w:r>
         <w:rPr>
           <w:noProof/>
         </w:rPr>
         <w:drawing>
-          <wp:inline distT="0" distB="0" distL="0" distR="0" wp14:anchorId="5CAE2A8B" wp14:editId="57554491">
-            <wp:extent cx="2832241" cy="1082627"/>
-            <wp:effectExtent l="0" t="0" r="6350" b="3810"/>
-            <wp:docPr id="16" name="image2.png"/>
+          <wp:inline distT="0" distB="0" distL="0" distR="0" wp14:anchorId="5052A919" wp14:editId="4B19BFFA">
+            <wp:extent cx="2840733" cy="1828262"/>
+            <wp:effectExtent l="0" t="0" r="0" b="635"/>
+            <wp:docPr id="23" name="image2.png"/>
             <wp:cNvGraphicFramePr/>
             <a:graphic xmlns:a="http://schemas.openxmlformats.org/drawingml/2006/main">
               <a:graphicData uri="http://schemas.openxmlformats.org/drawingml/2006/picture">
@@ -3269,7 +2663,7 @@
                   <pic:spPr>
                     <a:xfrm>
                       <a:off x="0" y="0"/>
-                      <a:ext cx="2927775" cy="1119145"/>
+                      <a:ext cx="2969537" cy="1911159"/>
                     </a:xfrm>
                     <a:prstGeom prst="rect">
                       <a:avLst/>
@@ -3282,12 +2676,62 @@
           </wp:inline>
         </w:drawing>
       </w:r>
+    </w:p>
+    <w:p>
+      <w:pPr>
+        <w:keepNext/>
+        <w:pBdr>
+          <w:top w:val="nil"/>
+          <w:left w:val="nil"/>
+          <w:bottom w:val="nil"/>
+          <w:right w:val="nil"/>
+          <w:between w:val="nil"/>
+        </w:pBdr>
+        <w:spacing w:after="200" w:line="240" w:lineRule="auto"/>
+        <w:jc w:val="left"/>
+        <w:rPr>
+          <w:i/>
+          <w:color w:val="0E2841"/>
+        </w:rPr>
+      </w:pPr>
+      <w:r>
+        <w:rPr>
+          <w:i/>
+          <w:color w:val="0E2841"/>
+        </w:rPr>
+        <w:t>Рисунок</w:t>
+      </w:r>
+      <w:r>
+        <w:rPr>
+          <w:i/>
+          <w:color w:val="0E2841"/>
+        </w:rPr>
+        <w:t xml:space="preserve"> 17, </w:t>
+      </w:r>
+      <w:r>
+        <w:rPr>
+          <w:i/>
+          <w:color w:val="0E2841"/>
+        </w:rPr>
+        <w:t>Рисунок 18</w:t>
+      </w:r>
+    </w:p>
+    <w:p>
+      <w:pPr>
+        <w:ind w:left="360" w:firstLine="0"/>
+      </w:pPr>
+      <w:r>
+        <w:rPr>
+          <w:noProof/>
+        </w:rPr>
+        <w:t xml:space="preserve"> </w:t>
+      </w:r>
       <w:r>
         <w:drawing>
-          <wp:inline distT="0" distB="0" distL="0" distR="0" wp14:anchorId="49B6E3FB" wp14:editId="7AC347B3">
-            <wp:extent cx="2102439" cy="1275396"/>
-            <wp:effectExtent l="0" t="0" r="0" b="1270"/>
-            <wp:docPr id="17" name="Рисунок 17"/>
+          <wp:inline distT="0" distB="0" distL="0" distR="0" wp14:anchorId="68847D26" wp14:editId="24F39A8B">
+            <wp:extent cx="2520950" cy="1862089"/>
+            <wp:effectExtent l="0" t="0" r="0" b="5080"/>
+            <wp:docPr id="18" name="Рисунок 18"/>
             <wp:cNvGraphicFramePr>
               <a:graphicFrameLocks xmlns:a="http://schemas.openxmlformats.org/drawingml/2006/main" noChangeAspect="1"/>
             </wp:cNvGraphicFramePr>
@@ -3307,7 +2751,7 @@
                   <pic:spPr>
                     <a:xfrm>
                       <a:off x="0" y="0"/>
-                      <a:ext cx="2123266" cy="1288030"/>
+                      <a:ext cx="2528744" cy="1867846"/>
                     </a:xfrm>
                     <a:prstGeom prst="rect">
                       <a:avLst/>
@@ -3319,17 +2763,47 @@
           </wp:inline>
         </w:drawing>
       </w:r>
-    </w:p>
-    <w:p>
-      <w:pPr>
-        <w:ind w:left="360" w:firstLine="0"/>
-        <w:jc w:val="center"/>
-      </w:pPr>
-    </w:p>
-    <w:p/>
+      <w:r>
+        <w:drawing>
+          <wp:inline distT="0" distB="0" distL="0" distR="0" wp14:anchorId="7992E887" wp14:editId="4BFD5E3B">
+            <wp:extent cx="3086977" cy="1862308"/>
+            <wp:effectExtent l="0" t="0" r="0" b="5080"/>
+            <wp:docPr id="19" name="Рисунок 19"/>
+            <wp:cNvGraphicFramePr>
+              <a:graphicFrameLocks xmlns:a="http://schemas.openxmlformats.org/drawingml/2006/main" noChangeAspect="1"/>
+            </wp:cNvGraphicFramePr>
+            <a:graphic xmlns:a="http://schemas.openxmlformats.org/drawingml/2006/main">
+              <a:graphicData uri="http://schemas.openxmlformats.org/drawingml/2006/picture">
+                <pic:pic xmlns:pic="http://schemas.openxmlformats.org/drawingml/2006/picture">
+                  <pic:nvPicPr>
+                    <pic:cNvPr id="1" name=""/>
+                    <pic:cNvPicPr/>
+                  </pic:nvPicPr>
+                  <pic:blipFill>
+                    <a:blip r:embed="rId24"/>
+                    <a:stretch>
+                      <a:fillRect/>
+                    </a:stretch>
+                  </pic:blipFill>
+                  <pic:spPr>
+                    <a:xfrm>
+                      <a:off x="0" y="0"/>
+                      <a:ext cx="3109453" cy="1875868"/>
+                    </a:xfrm>
+                    <a:prstGeom prst="rect">
+                      <a:avLst/>
+                    </a:prstGeom>
+                  </pic:spPr>
+                </pic:pic>
+              </a:graphicData>
+            </a:graphic>
+          </wp:inline>
+        </w:drawing>
+      </w:r>
+    </w:p>
     <w:sectPr>
-      <w:footerReference w:type="even" r:id="rId24"/>
-      <w:footerReference w:type="default" r:id="rId25"/>
+      <w:footerReference w:type="even" r:id="rId25"/>
+      <w:footerReference w:type="default" r:id="rId26"/>
       <w:pgSz w:w="12240" w:h="15840"/>
       <w:pgMar w:top="1134" w:right="1134" w:bottom="1134" w:left="1418" w:header="709" w:footer="709" w:gutter="0"/>
       <w:pgNumType w:start="1"/>
@@ -3761,11 +3235,103 @@
       </w:rPr>
     </w:lvl>
   </w:abstractNum>
+  <w:abstractNum w:abstractNumId="2" w15:restartNumberingAfterBreak="0">
+    <w:nsid w:val="6C9B429E"/>
+    <w:multiLevelType w:val="hybridMultilevel"/>
+    <w:tmpl w:val="F2DC6B92"/>
+    <w:lvl w:ilvl="0" w:tplc="46C2D3B2">
+      <w:start w:val="1"/>
+      <w:numFmt w:val="decimal"/>
+      <w:lvlText w:val="%1."/>
+      <w:lvlJc w:val="left"/>
+      <w:pPr>
+        <w:ind w:left="644" w:hanging="360"/>
+      </w:pPr>
+      <w:rPr>
+        <w:rFonts w:hint="default"/>
+      </w:rPr>
+    </w:lvl>
+    <w:lvl w:ilvl="1" w:tplc="04190019" w:tentative="1">
+      <w:start w:val="1"/>
+      <w:numFmt w:val="lowerLetter"/>
+      <w:lvlText w:val="%2."/>
+      <w:lvlJc w:val="left"/>
+      <w:pPr>
+        <w:ind w:left="1364" w:hanging="360"/>
+      </w:pPr>
+    </w:lvl>
+    <w:lvl w:ilvl="2" w:tplc="0419001B" w:tentative="1">
+      <w:start w:val="1"/>
+      <w:numFmt w:val="lowerRoman"/>
+      <w:lvlText w:val="%3."/>
+      <w:lvlJc w:val="right"/>
+      <w:pPr>
+        <w:ind w:left="2084" w:hanging="180"/>
+      </w:pPr>
+    </w:lvl>
+    <w:lvl w:ilvl="3" w:tplc="0419000F" w:tentative="1">
+      <w:start w:val="1"/>
+      <w:numFmt w:val="decimal"/>
+      <w:lvlText w:val="%4."/>
+      <w:lvlJc w:val="left"/>
+      <w:pPr>
+        <w:ind w:left="2804" w:hanging="360"/>
+      </w:pPr>
+    </w:lvl>
+    <w:lvl w:ilvl="4" w:tplc="04190019" w:tentative="1">
+      <w:start w:val="1"/>
+      <w:numFmt w:val="lowerLetter"/>
+      <w:lvlText w:val="%5."/>
+      <w:lvlJc w:val="left"/>
+      <w:pPr>
+        <w:ind w:left="3524" w:hanging="360"/>
+      </w:pPr>
+    </w:lvl>
+    <w:lvl w:ilvl="5" w:tplc="0419001B" w:tentative="1">
+      <w:start w:val="1"/>
+      <w:numFmt w:val="lowerRoman"/>
+      <w:lvlText w:val="%6."/>
+      <w:lvlJc w:val="right"/>
+      <w:pPr>
+        <w:ind w:left="4244" w:hanging="180"/>
+      </w:pPr>
+    </w:lvl>
+    <w:lvl w:ilvl="6" w:tplc="0419000F" w:tentative="1">
+      <w:start w:val="1"/>
+      <w:numFmt w:val="decimal"/>
+      <w:lvlText w:val="%7."/>
+      <w:lvlJc w:val="left"/>
+      <w:pPr>
+        <w:ind w:left="4964" w:hanging="360"/>
+      </w:pPr>
+    </w:lvl>
+    <w:lvl w:ilvl="7" w:tplc="04190019" w:tentative="1">
+      <w:start w:val="1"/>
+      <w:numFmt w:val="lowerLetter"/>
+      <w:lvlText w:val="%8."/>
+      <w:lvlJc w:val="left"/>
+      <w:pPr>
+        <w:ind w:left="5684" w:hanging="360"/>
+      </w:pPr>
+    </w:lvl>
+    <w:lvl w:ilvl="8" w:tplc="0419001B" w:tentative="1">
+      <w:start w:val="1"/>
+      <w:numFmt w:val="lowerRoman"/>
+      <w:lvlText w:val="%9."/>
+      <w:lvlJc w:val="right"/>
+      <w:pPr>
+        <w:ind w:left="6404" w:hanging="180"/>
+      </w:pPr>
+    </w:lvl>
+  </w:abstractNum>
   <w:num w:numId="1">
     <w:abstractNumId w:val="1"/>
   </w:num>
   <w:num w:numId="2">
     <w:abstractNumId w:val="0"/>
+  </w:num>
+  <w:num w:numId="3">
+    <w:abstractNumId w:val="2"/>
   </w:num>
 </w:numbering>
 </file>
@@ -4359,9 +3925,7 @@
       <w:tblStyleRowBandSize w:val="1"/>
       <w:tblStyleColBandSize w:val="1"/>
       <w:tblCellMar>
-        <w:top w:w="0" w:type="dxa"/>
         <w:left w:w="108" w:type="dxa"/>
-        <w:bottom w:w="0" w:type="dxa"/>
         <w:right w:w="108" w:type="dxa"/>
       </w:tblCellMar>
     </w:tblPr>
@@ -4422,6 +3986,17 @@
       <w:sz w:val="18"/>
       <w:szCs w:val="18"/>
     </w:rPr>
+  </w:style>
+  <w:style w:type="paragraph" w:styleId="aa">
+    <w:name w:val="List Paragraph"/>
+    <w:basedOn w:val="a"/>
+    <w:uiPriority w:val="34"/>
+    <w:qFormat/>
+    <w:rsid w:val="00AF0B75"/>
+    <w:pPr>
+      <w:ind w:left="720"/>
+      <w:contextualSpacing/>
+    </w:pPr>
   </w:style>
 </w:styles>
 </file>
